--- a/svoyo-delo/대본/3부/15화_Telegram.docx
+++ b/svoyo-delo/대본/3부/15화_Telegram.docx
@@ -182,7 +182,7 @@
         <w:t xml:space="preserve"> </w:t>
       </w:r>
       <w:r>
-        <w:t xml:space="preserve">- 규칙: 지문 없음. 전 화 100% 「화자명: 대사」. 1턴 15단어 이내 + 긴 턴 10~15회(25~35단어). 문법 초점(B2): 사실 vs 추론(значит, или… или…), 피동 형동사(опечатана, сделанная людьми), 접속법 대신 조건(если им станет плохо).</w:t>
+        <w:t xml:space="preserve">- 규칙: 지문 없음. 전 화 100% 「화자명: 대사」. 1턴 20단어 이내 + 긴 턴 10~15회(30~50단어). 문법 초점(B2): 사실 vs 추론(значит, или… или…), 피동 형동사(опечатана, сделанная людьми), 접속법 대신 조건(если им станет плохо).</w:t>
       </w:r>
       <w:r>
         <w:t xml:space="preserve"> </w:t>
@@ -677,55 +677,55 @@
         <w:pStyle w:val="FirstParagraph"/>
       </w:pPr>
       <w:r>
-        <w:t xml:space="preserve">IRINA: Дмитрий? Вы здесь раньше меня. Это впервые.</w:t>
-      </w:r>
-    </w:p>
-    <w:p>
-      <w:pPr>
-        <w:pStyle w:val="BodyText"/>
-      </w:pPr>
-      <w:r>
-        <w:t xml:space="preserve">DIMA: С половины восьмого. Не спал. Ирина Сергеевна, Алексей Николаевич уже едет?</w:t>
-      </w:r>
-    </w:p>
-    <w:p>
-      <w:pPr>
-        <w:pStyle w:val="BodyText"/>
-      </w:pPr>
-      <w:r>
-        <w:t xml:space="preserve">IRINA: Едет. Он тоже не спал. Показывайте.</w:t>
-      </w:r>
-    </w:p>
-    <w:p>
-      <w:pPr>
-        <w:pStyle w:val="BodyText"/>
-      </w:pPr>
-      <w:r>
-        <w:t xml:space="preserve">DIMA: Телеграм-канал. «Korea Filler Opt». Двенадцать тысяч подписчиков.</w:t>
-      </w:r>
-    </w:p>
-    <w:p>
-      <w:pPr>
-        <w:pStyle w:val="BodyText"/>
-      </w:pPr>
-      <w:r>
-        <w:t xml:space="preserve">IRINA: Двенадцать тысяч. Это больше, чем все наши клиенты вместе.</w:t>
-      </w:r>
-    </w:p>
-    <w:p>
-      <w:pPr>
-        <w:pStyle w:val="BodyText"/>
-      </w:pPr>
-      <w:r>
-        <w:t xml:space="preserve">DIMA: В сорок раз больше. Вот пост. Позавчерашний.</w:t>
-      </w:r>
-    </w:p>
-    <w:p>
-      <w:pPr>
-        <w:pStyle w:val="BodyText"/>
-      </w:pPr>
-      <w:r>
-        <w:t xml:space="preserve">IRINA: Читайте вслух. Я хочу слышать каждое слово.</w:t>
+        <w:t xml:space="preserve">IRINA: Дмитрий? Вы пришли раньше меня, и такое, кажется, впервые.</w:t>
+      </w:r>
+    </w:p>
+    <w:p>
+      <w:pPr>
+        <w:pStyle w:val="BodyText"/>
+      </w:pPr>
+      <w:r>
+        <w:t xml:space="preserve">DIMA: Я здесь с половины восьмого, потому что не спал. Ирина Сергеевна, Алексей Николаевич уже едет?</w:t>
+      </w:r>
+    </w:p>
+    <w:p>
+      <w:pPr>
+        <w:pStyle w:val="BodyText"/>
+      </w:pPr>
+      <w:r>
+        <w:t xml:space="preserve">IRINA: Едет, он тоже всю ночь не спал. Показывайте, что вы нашли.</w:t>
+      </w:r>
+    </w:p>
+    <w:p>
+      <w:pPr>
+        <w:pStyle w:val="BodyText"/>
+      </w:pPr>
+      <w:r>
+        <w:t xml:space="preserve">DIMA: Это Телеграм-канал «Korea Filler Opt», у него двенадцать тысяч подписчиков.</w:t>
+      </w:r>
+    </w:p>
+    <w:p>
+      <w:pPr>
+        <w:pStyle w:val="BodyText"/>
+      </w:pPr>
+      <w:r>
+        <w:t xml:space="preserve">IRINA: Двенадцать тысяч? Это больше, чем все наши клиенты вместе взятые.</w:t>
+      </w:r>
+    </w:p>
+    <w:p>
+      <w:pPr>
+        <w:pStyle w:val="BodyText"/>
+      </w:pPr>
+      <w:r>
+        <w:t xml:space="preserve">DIMA: В сорок раз больше, я посчитал. Вот пост, он вышел позавчера вечером.</w:t>
+      </w:r>
+    </w:p>
+    <w:p>
+      <w:pPr>
+        <w:pStyle w:val="BodyText"/>
+      </w:pPr>
+      <w:r>
+        <w:t xml:space="preserve">IRINA: Читайте вслух, потому что я хочу слышать каждое слово.</w:t>
       </w:r>
     </w:p>
     <w:p>
@@ -741,55 +741,55 @@
         <w:pStyle w:val="BodyText"/>
       </w:pPr>
       <w:r>
-        <w:t xml:space="preserve">IRINA: Четыре девятьсот. Ровно половина нашей цены.</w:t>
-      </w:r>
-    </w:p>
-    <w:p>
-      <w:pPr>
-        <w:pStyle w:val="BodyText"/>
-      </w:pPr>
-      <w:r>
-        <w:t xml:space="preserve">ALEKSEY: Доброе утро. Я видел скриншот. Покажите сам канал.</w:t>
-      </w:r>
-    </w:p>
-    <w:p>
-      <w:pPr>
-        <w:pStyle w:val="BodyText"/>
-      </w:pPr>
-      <w:r>
-        <w:t xml:space="preserve">DIMA: Вот. Фото коробки. Наша коробка. Почти.</w:t>
-      </w:r>
-    </w:p>
-    <w:p>
-      <w:pPr>
-        <w:pStyle w:val="BodyText"/>
-      </w:pPr>
-      <w:r>
-        <w:t xml:space="preserve">ALEKSEY: Почему «почти»?</w:t>
-      </w:r>
-    </w:p>
-    <w:p>
-      <w:pPr>
-        <w:pStyle w:val="BodyText"/>
-      </w:pPr>
-      <w:r>
-        <w:t xml:space="preserve">DIMA: Я не знаю. Она выглядит правильно. Но мне неправильно.</w:t>
-      </w:r>
-    </w:p>
-    <w:p>
-      <w:pPr>
-        <w:pStyle w:val="BodyText"/>
-      </w:pPr>
-      <w:r>
-        <w:t xml:space="preserve">IRINA: «Мне неправильно» — это не факт. Это чувство. Начнём с фактов.</w:t>
-      </w:r>
-    </w:p>
-    <w:p>
-      <w:pPr>
-        <w:pStyle w:val="BodyText"/>
-      </w:pPr>
-      <w:r>
-        <w:t xml:space="preserve">ALEKSEY: Начнём. Ольга Петровна будет в девять. Кирилл — тоже.</w:t>
+        <w:t xml:space="preserve">IRINA: Четыре девятьсот — это ровно половина нашей цены, и это не случайная цифра.</w:t>
+      </w:r>
+    </w:p>
+    <w:p>
+      <w:pPr>
+        <w:pStyle w:val="BodyText"/>
+      </w:pPr>
+      <w:r>
+        <w:t xml:space="preserve">ALEKSEY: Доброе утро. Я видел скриншот, а теперь покажите мне сам канал.</w:t>
+      </w:r>
+    </w:p>
+    <w:p>
+      <w:pPr>
+        <w:pStyle w:val="BodyText"/>
+      </w:pPr>
+      <w:r>
+        <w:t xml:space="preserve">DIMA: Вот, смотрите. Это фото коробки, и это наша коробка. Почти наша.</w:t>
+      </w:r>
+    </w:p>
+    <w:p>
+      <w:pPr>
+        <w:pStyle w:val="BodyText"/>
+      </w:pPr>
+      <w:r>
+        <w:t xml:space="preserve">ALEKSEY: Почему «почти»? Что вас в ней смущает?</w:t>
+      </w:r>
+    </w:p>
+    <w:p>
+      <w:pPr>
+        <w:pStyle w:val="BodyText"/>
+      </w:pPr>
+      <w:r>
+        <w:t xml:space="preserve">DIMA: Я не знаю. Она выглядит правильно, но мне почему-то кажется, что что-то не так.</w:t>
+      </w:r>
+    </w:p>
+    <w:p>
+      <w:pPr>
+        <w:pStyle w:val="BodyText"/>
+      </w:pPr>
+      <w:r>
+        <w:t xml:space="preserve">IRINA: «Мне кажется» — это не факт, а чувство. Поэтому начнём с фактов.</w:t>
+      </w:r>
+    </w:p>
+    <w:p>
+      <w:pPr>
+        <w:pStyle w:val="BodyText"/>
+      </w:pPr>
+      <w:r>
+        <w:t xml:space="preserve">ALEKSEY: Начнём с фактов, как вы говорите. Ольга Петровна будет в девять, и Кирилл тоже приедет к девяти.</w:t>
       </w:r>
     </w:p>
     <w:bookmarkEnd w:id="21"/>
@@ -807,55 +807,55 @@
         <w:pStyle w:val="FirstParagraph"/>
       </w:pPr>
       <w:r>
-        <w:t xml:space="preserve">OLGA: Покажите. Нет, не рассказывайте. Покажите.</w:t>
-      </w:r>
-    </w:p>
-    <w:p>
-      <w:pPr>
-        <w:pStyle w:val="BodyText"/>
-      </w:pPr>
-      <w:r>
-        <w:t xml:space="preserve">DIMA: Канал «Korea Filler Opt». Посты каждый день. Филлеры, ботокс, нити. Всё корейское.</w:t>
-      </w:r>
-    </w:p>
-    <w:p>
-      <w:pPr>
-        <w:pStyle w:val="BodyText"/>
-      </w:pPr>
-      <w:r>
-        <w:t xml:space="preserve">OLGA: Нити тоже? Без регистрации? Листайте дальше.</w:t>
-      </w:r>
-    </w:p>
-    <w:p>
-      <w:pPr>
-        <w:pStyle w:val="BodyText"/>
-      </w:pPr>
-      <w:r>
-        <w:t xml:space="preserve">DIMA: Вот. «Купи десять — курс в подарок. Видео, два часа. Сертификат сразу».</w:t>
-      </w:r>
-    </w:p>
-    <w:p>
-      <w:pPr>
-        <w:pStyle w:val="BodyText"/>
-      </w:pPr>
-      <w:r>
-        <w:t xml:space="preserve">KIRILL: Сертификат за два часа видео. У нас — шесть модулей и экзамен.</w:t>
-      </w:r>
-    </w:p>
-    <w:p>
-      <w:pPr>
-        <w:pStyle w:val="BodyText"/>
-      </w:pPr>
-      <w:r>
-        <w:t xml:space="preserve">ALEKSEY: Мы три года говорили, что это нельзя. А они продают это как подарок.</w:t>
-      </w:r>
-    </w:p>
-    <w:p>
-      <w:pPr>
-        <w:pStyle w:val="BodyText"/>
-      </w:pPr>
-      <w:r>
-        <w:t xml:space="preserve">OLGA: Кому продают? Посмотрите, кто пишет в комментариях.</w:t>
+        <w:t xml:space="preserve">OLGA: Покажите мне всё. Нет, не рассказывайте, а именно покажите, потому что рассказ — это уже чьё-то мнение.</w:t>
+      </w:r>
+    </w:p>
+    <w:p>
+      <w:pPr>
+        <w:pStyle w:val="BodyText"/>
+      </w:pPr>
+      <w:r>
+        <w:t xml:space="preserve">DIMA: Канал «Korea Filler Opt», посты выходят каждый день: филлеры, ботокс, нити, и всё это корейское, как они пишут.</w:t>
+      </w:r>
+    </w:p>
+    <w:p>
+      <w:pPr>
+        <w:pStyle w:val="BodyText"/>
+      </w:pPr>
+      <w:r>
+        <w:t xml:space="preserve">OLGA: Нити тоже, и без регистрации? Листайте дальше, пожалуйста.</w:t>
+      </w:r>
+    </w:p>
+    <w:p>
+      <w:pPr>
+        <w:pStyle w:val="BodyText"/>
+      </w:pPr>
+      <w:r>
+        <w:t xml:space="preserve">DIMA: Вот: «Купи десять — курс в подарок. Видео, два часа. Сертификат сразу».</w:t>
+      </w:r>
+    </w:p>
+    <w:p>
+      <w:pPr>
+        <w:pStyle w:val="BodyText"/>
+      </w:pPr>
+      <w:r>
+        <w:t xml:space="preserve">KIRILL: Сертификат за два часа видео, а у нас шесть модулей и экзамен.</w:t>
+      </w:r>
+    </w:p>
+    <w:p>
+      <w:pPr>
+        <w:pStyle w:val="BodyText"/>
+      </w:pPr>
+      <w:r>
+        <w:t xml:space="preserve">ALEKSEY: Мы три года говорили, что так нельзя, а они продают это как подарок.</w:t>
+      </w:r>
+    </w:p>
+    <w:p>
+      <w:pPr>
+        <w:pStyle w:val="BodyText"/>
+      </w:pPr>
+      <w:r>
+        <w:t xml:space="preserve">OLGA: А кому они продают? Посмотрите, кто пишет в комментариях.</w:t>
       </w:r>
     </w:p>
     <w:p>
@@ -871,215 +871,215 @@
         <w:pStyle w:val="BodyText"/>
       </w:pPr>
       <w:r>
-        <w:t xml:space="preserve">OLGA: «Всем можно». Это не продажа. Это эпидемия с доставкой.</w:t>
-      </w:r>
-    </w:p>
-    <w:p>
-      <w:pPr>
-        <w:pStyle w:val="BodyText"/>
-      </w:pPr>
-      <w:r>
-        <w:t xml:space="preserve">IRINA: Кто администратор?</w:t>
-      </w:r>
-    </w:p>
-    <w:p>
-      <w:pPr>
-        <w:pStyle w:val="BodyText"/>
-      </w:pPr>
-      <w:r>
-        <w:t xml:space="preserve">DIMA: Подписано: «Кристина». Без фамилии. Отвечает быстро, даже ночью.</w:t>
-      </w:r>
-    </w:p>
-    <w:p>
-      <w:pPr>
-        <w:pStyle w:val="BodyText"/>
-      </w:pPr>
-      <w:r>
-        <w:t xml:space="preserve">KIRILL: В Лондоне такое называли серым рынком. Там за это закрывали за неделю.</w:t>
-      </w:r>
-    </w:p>
-    <w:p>
-      <w:pPr>
-        <w:pStyle w:val="BodyText"/>
-      </w:pPr>
-      <w:r>
-        <w:t xml:space="preserve">OLGA: Здесь не за неделю. Здесь за год. Если повезёт.</w:t>
-      </w:r>
-    </w:p>
-    <w:p>
-      <w:pPr>
-        <w:pStyle w:val="BodyText"/>
-      </w:pPr>
-      <w:r>
-        <w:t xml:space="preserve">IRINA: Год — это сотни пациенток. Я посчитаю потом. Сейчас не хочу.</w:t>
-      </w:r>
-    </w:p>
-    <w:p>
-      <w:pPr>
-        <w:pStyle w:val="BodyText"/>
-      </w:pPr>
-      <w:r>
-        <w:t xml:space="preserve">ALEKSEY: Дима, откуда ссылка? Кто тот врач из Казани?</w:t>
-      </w:r>
-    </w:p>
-    <w:p>
-      <w:pPr>
-        <w:pStyle w:val="BodyText"/>
-      </w:pPr>
-      <w:r>
-        <w:t xml:space="preserve">DIMA: Гульнара Ринатовна Сафина. Она прошла наш курс в октябре. Группа шесть.</w:t>
-      </w:r>
-    </w:p>
-    <w:p>
-      <w:pPr>
-        <w:pStyle w:val="BodyText"/>
-      </w:pPr>
-      <w:r>
-        <w:t xml:space="preserve">IRINA: Я помню. Платила сама, не клиника. Спросила счёт на своё имя.</w:t>
-      </w:r>
-    </w:p>
-    <w:p>
-      <w:pPr>
-        <w:pStyle w:val="BodyText"/>
-      </w:pPr>
-      <w:r>
-        <w:t xml:space="preserve">DIMA: Она на связи. Видеозвонок. Можно?</w:t>
-      </w:r>
-    </w:p>
-    <w:p>
-      <w:pPr>
-        <w:pStyle w:val="BodyText"/>
-      </w:pPr>
-      <w:r>
-        <w:t xml:space="preserve">ALEKSEY: Нужно. Подключайте.</w:t>
-      </w:r>
-    </w:p>
-    <w:p>
-      <w:pPr>
-        <w:pStyle w:val="BodyText"/>
-      </w:pPr>
-      <w:r>
-        <w:t xml:space="preserve">SAFINA: Доброе утро, Москва. Алексей Николаевич, простите, что так рано. У нас уже десять.</w:t>
-      </w:r>
-    </w:p>
-    <w:p>
-      <w:pPr>
-        <w:pStyle w:val="BodyText"/>
-      </w:pPr>
-      <w:r>
-        <w:t xml:space="preserve">ALEKSEY: Гульнара Ринатовна, спасибо, что написали. Расскажите, как вы нашли канал.</w:t>
-      </w:r>
-    </w:p>
-    <w:p>
-      <w:pPr>
-        <w:pStyle w:val="BodyText"/>
-      </w:pPr>
-      <w:r>
-        <w:t xml:space="preserve">SAFINA: Пациентка пришла с отёком. Сказала: колола подруга, «тот же корейский гель, что у вас, только дешевле». Я спросила, где подруга купила. Она прислала ссылку. Я заказала одну коробку. Чтобы проверить своими руками.</w:t>
-      </w:r>
-    </w:p>
-    <w:p>
-      <w:pPr>
-        <w:pStyle w:val="BodyText"/>
-      </w:pPr>
-      <w:r>
-        <w:t xml:space="preserve">OLGA: Вы купили? Сами?</w:t>
-      </w:r>
-    </w:p>
-    <w:p>
-      <w:pPr>
-        <w:pStyle w:val="BodyText"/>
-      </w:pPr>
-      <w:r>
-        <w:t xml:space="preserve">SAFINA: Одну. По безналу, на карту какого-то Артура. Это мне тоже не понравилось.</w:t>
-      </w:r>
-    </w:p>
-    <w:p>
-      <w:pPr>
-        <w:pStyle w:val="BodyText"/>
-      </w:pPr>
-      <w:r>
-        <w:t xml:space="preserve">IRINA: На карту физлица. Ни договора, ни счёта. Запишите, Дмитрий.</w:t>
-      </w:r>
-    </w:p>
-    <w:p>
-      <w:pPr>
-        <w:pStyle w:val="BodyText"/>
-      </w:pPr>
-      <w:r>
-        <w:t xml:space="preserve">SAFINA: Коробка пришла вчера. Я её не открыла и, конечно, не колола. Отправила вам курьером, самолётом, будет в три. Я подумала: пусть открывают те, у кого есть с чем сравнить. У меня такой возможности нет.</w:t>
-      </w:r>
-    </w:p>
-    <w:p>
-      <w:pPr>
-        <w:pStyle w:val="BodyText"/>
-      </w:pPr>
-      <w:r>
-        <w:t xml:space="preserve">ALEKSEY: Кто вас этому научил?</w:t>
-      </w:r>
-    </w:p>
-    <w:p>
-      <w:pPr>
-        <w:pStyle w:val="BodyText"/>
-      </w:pPr>
-      <w:r>
-        <w:t xml:space="preserve">SAFINA: На вашем курсе. «Сначала проверяет склад, потом врач». Я не склад.</w:t>
-      </w:r>
-    </w:p>
-    <w:p>
-      <w:pPr>
-        <w:pStyle w:val="BodyText"/>
-      </w:pPr>
-      <w:r>
-        <w:t xml:space="preserve">OLGA: Дмитрий, кто это говорил на курсе?</w:t>
-      </w:r>
-    </w:p>
-    <w:p>
-      <w:pPr>
-        <w:pStyle w:val="BodyText"/>
-      </w:pPr>
-      <w:r>
-        <w:t xml:space="preserve">DIMA: Ирина Сергеевна. В конце шестого модуля. Пять минут про реестр.</w:t>
-      </w:r>
-    </w:p>
-    <w:p>
-      <w:pPr>
-        <w:pStyle w:val="BodyText"/>
-      </w:pPr>
-      <w:r>
-        <w:t xml:space="preserve">OLGA: Пять минут. А она запомнила. Вот что такое обучение.</w:t>
-      </w:r>
-    </w:p>
-    <w:p>
-      <w:pPr>
-        <w:pStyle w:val="BodyText"/>
-      </w:pPr>
-      <w:r>
-        <w:t xml:space="preserve">SAFINA: И ещё. Пациентка — с отёком. Я её лечу. Пока не страшно.</w:t>
-      </w:r>
-    </w:p>
-    <w:p>
-      <w:pPr>
-        <w:pStyle w:val="BodyText"/>
-      </w:pPr>
-      <w:r>
-        <w:t xml:space="preserve">ALEKSEY: Если нужна помощь — линия осложнений. Круглосуточно. Даже если гель не наш.</w:t>
-      </w:r>
-    </w:p>
-    <w:p>
-      <w:pPr>
-        <w:pStyle w:val="BodyText"/>
-      </w:pPr>
-      <w:r>
-        <w:t xml:space="preserve">SAFINA: Спасибо. Я знаю номер. Он у меня на холодильнике.</w:t>
-      </w:r>
-    </w:p>
-    <w:p>
-      <w:pPr>
-        <w:pStyle w:val="BodyText"/>
-      </w:pPr>
-      <w:r>
-        <w:t xml:space="preserve">IRINA: В три часа. Мы будем ждать коробку.</w:t>
+        <w:t xml:space="preserve">OLGA: «Всем можно». Это уже не продажа, а эпидемия с доставкой.</w:t>
+      </w:r>
+    </w:p>
+    <w:p>
+      <w:pPr>
+        <w:pStyle w:val="BodyText"/>
+      </w:pPr>
+      <w:r>
+        <w:t xml:space="preserve">IRINA: А кто администратор этого канала? Там есть хоть какое-то имя?</w:t>
+      </w:r>
+    </w:p>
+    <w:p>
+      <w:pPr>
+        <w:pStyle w:val="BodyText"/>
+      </w:pPr>
+      <w:r>
+        <w:t xml:space="preserve">DIMA: Подписано просто «Кристина», без фамилии. Она отвечает быстро, даже ночью.</w:t>
+      </w:r>
+    </w:p>
+    <w:p>
+      <w:pPr>
+        <w:pStyle w:val="BodyText"/>
+      </w:pPr>
+      <w:r>
+        <w:t xml:space="preserve">KIRILL: В Лондоне такое называли серым рынком, и там такие каналы закрывали за неделю.</w:t>
+      </w:r>
+    </w:p>
+    <w:p>
+      <w:pPr>
+        <w:pStyle w:val="BodyText"/>
+      </w:pPr>
+      <w:r>
+        <w:t xml:space="preserve">OLGA: Здесь не за неделю, а за год, и то если повезёт.</w:t>
+      </w:r>
+    </w:p>
+    <w:p>
+      <w:pPr>
+        <w:pStyle w:val="BodyText"/>
+      </w:pPr>
+      <w:r>
+        <w:t xml:space="preserve">IRINA: Год — это сотни пациенток. Я посчитаю потом, сейчас мне не хочется об этом думать.</w:t>
+      </w:r>
+    </w:p>
+    <w:p>
+      <w:pPr>
+        <w:pStyle w:val="BodyText"/>
+      </w:pPr>
+      <w:r>
+        <w:t xml:space="preserve">ALEKSEY: Дима, откуда эта ссылка? Кто тот врач из Казани?</w:t>
+      </w:r>
+    </w:p>
+    <w:p>
+      <w:pPr>
+        <w:pStyle w:val="BodyText"/>
+      </w:pPr>
+      <w:r>
+        <w:t xml:space="preserve">DIMA: Гульнара Ринатовна Сафина. Она прошла наш курс в октябре, в шестой группе.</w:t>
+      </w:r>
+    </w:p>
+    <w:p>
+      <w:pPr>
+        <w:pStyle w:val="BodyText"/>
+      </w:pPr>
+      <w:r>
+        <w:t xml:space="preserve">IRINA: Я её помню. Она платила сама, а не клиника, и попросила счёт на своё имя.</w:t>
+      </w:r>
+    </w:p>
+    <w:p>
+      <w:pPr>
+        <w:pStyle w:val="BodyText"/>
+      </w:pPr>
+      <w:r>
+        <w:t xml:space="preserve">DIMA: Она сейчас на связи по видео. Можно её подключить?</w:t>
+      </w:r>
+    </w:p>
+    <w:p>
+      <w:pPr>
+        <w:pStyle w:val="BodyText"/>
+      </w:pPr>
+      <w:r>
+        <w:t xml:space="preserve">ALEKSEY: Не просто можно, а нужно, подключайте её прямо сейчас.</w:t>
+      </w:r>
+    </w:p>
+    <w:p>
+      <w:pPr>
+        <w:pStyle w:val="BodyText"/>
+      </w:pPr>
+      <w:r>
+        <w:t xml:space="preserve">SAFINA: Доброе утро, Москва. Алексей Николаевич, простите, что так рано, у нас уже десять.</w:t>
+      </w:r>
+    </w:p>
+    <w:p>
+      <w:pPr>
+        <w:pStyle w:val="BodyText"/>
+      </w:pPr>
+      <w:r>
+        <w:t xml:space="preserve">ALEKSEY: Гульнара Ринатовна, спасибо, что написали. Расскажите, пожалуйста, как вы нашли этот канал.</w:t>
+      </w:r>
+    </w:p>
+    <w:p>
+      <w:pPr>
+        <w:pStyle w:val="BodyText"/>
+      </w:pPr>
+      <w:r>
+        <w:t xml:space="preserve">SAFINA: Ко мне пришла пациентка с отёком. Сказала, что колола подруга, «тот же корейский гель, что у вас, только дешевле». Я спросила, где подруга купила, и она прислала ссылку. Тогда я заказала одну коробку, чтобы проверить своими руками.</w:t>
+      </w:r>
+    </w:p>
+    <w:p>
+      <w:pPr>
+        <w:pStyle w:val="BodyText"/>
+      </w:pPr>
+      <w:r>
+        <w:t xml:space="preserve">OLGA: Вы её купили сами, за свои деньги, чтобы проверить?</w:t>
+      </w:r>
+    </w:p>
+    <w:p>
+      <w:pPr>
+        <w:pStyle w:val="BodyText"/>
+      </w:pPr>
+      <w:r>
+        <w:t xml:space="preserve">SAFINA: Одну, по безналу, на карту какого-то Артура. Это мне тоже очень не понравилось.</w:t>
+      </w:r>
+    </w:p>
+    <w:p>
+      <w:pPr>
+        <w:pStyle w:val="BodyText"/>
+      </w:pPr>
+      <w:r>
+        <w:t xml:space="preserve">IRINA: На карту физлица, без договора и без счёта. Запишите это, Дмитрий.</w:t>
+      </w:r>
+    </w:p>
+    <w:p>
+      <w:pPr>
+        <w:pStyle w:val="BodyText"/>
+      </w:pPr>
+      <w:r>
+        <w:t xml:space="preserve">SAFINA: Коробка пришла вчера. Я её не открыла и, конечно, не колола. Отправила вам курьером, самолётом, она будет в три. Я подумала: пусть открывают те, у кого есть с чем сравнить. У меня такой возможности нет.</w:t>
+      </w:r>
+    </w:p>
+    <w:p>
+      <w:pPr>
+        <w:pStyle w:val="BodyText"/>
+      </w:pPr>
+      <w:r>
+        <w:t xml:space="preserve">ALEKSEY: А кто вас этому научил? Это очень правильное решение.</w:t>
+      </w:r>
+    </w:p>
+    <w:p>
+      <w:pPr>
+        <w:pStyle w:val="BodyText"/>
+      </w:pPr>
+      <w:r>
+        <w:t xml:space="preserve">SAFINA: На вашем курсе: «Сначала проверяет склад, потом врач». А я не склад.</w:t>
+      </w:r>
+    </w:p>
+    <w:p>
+      <w:pPr>
+        <w:pStyle w:val="BodyText"/>
+      </w:pPr>
+      <w:r>
+        <w:t xml:space="preserve">OLGA: Дмитрий, а кто это говорил на курсе?</w:t>
+      </w:r>
+    </w:p>
+    <w:p>
+      <w:pPr>
+        <w:pStyle w:val="BodyText"/>
+      </w:pPr>
+      <w:r>
+        <w:t xml:space="preserve">DIMA: Ирина Сергеевна, в конце шестого модуля, пять минут про реестр.</w:t>
+      </w:r>
+    </w:p>
+    <w:p>
+      <w:pPr>
+        <w:pStyle w:val="BodyText"/>
+      </w:pPr>
+      <w:r>
+        <w:t xml:space="preserve">OLGA: Всего пять минут, а она запомнила. Вот что такое настоящее обучение.</w:t>
+      </w:r>
+    </w:p>
+    <w:p>
+      <w:pPr>
+        <w:pStyle w:val="BodyText"/>
+      </w:pPr>
+      <w:r>
+        <w:t xml:space="preserve">SAFINA: И ещё. Пациентка с отёком сейчас у меня на лечении, и пока ничего страшного нет.</w:t>
+      </w:r>
+    </w:p>
+    <w:p>
+      <w:pPr>
+        <w:pStyle w:val="BodyText"/>
+      </w:pPr>
+      <w:r>
+        <w:t xml:space="preserve">ALEKSEY: Если нужна помощь, звоните на линию осложнений, она работает круглосуточно. Даже если гель не наш.</w:t>
+      </w:r>
+    </w:p>
+    <w:p>
+      <w:pPr>
+        <w:pStyle w:val="BodyText"/>
+      </w:pPr>
+      <w:r>
+        <w:t xml:space="preserve">SAFINA: Спасибо, я знаю этот номер. Он висит у меня на холодильнике.</w:t>
+      </w:r>
+    </w:p>
+    <w:p>
+      <w:pPr>
+        <w:pStyle w:val="BodyText"/>
+      </w:pPr>
+      <w:r>
+        <w:t xml:space="preserve">IRINA: Значит, в три часа мы будем ждать коробку, и я заранее подготовлю реестр поставок.</w:t>
       </w:r>
     </w:p>
     <w:bookmarkEnd w:id="22"/>
@@ -1097,151 +1097,151 @@
         <w:pStyle w:val="FirstParagraph"/>
       </w:pPr>
       <w:r>
-        <w:t xml:space="preserve">DIMA: Курьер. Коробка из Казани. Опечатана, подпись Сафиной на скотче.</w:t>
-      </w:r>
-    </w:p>
-    <w:p>
-      <w:pPr>
-        <w:pStyle w:val="BodyText"/>
-      </w:pPr>
-      <w:r>
-        <w:t xml:space="preserve">OLGA: Не открывайте. Сначала фото. Со всех сторон. С линейкой.</w:t>
-      </w:r>
-    </w:p>
-    <w:p>
-      <w:pPr>
-        <w:pStyle w:val="BodyText"/>
-      </w:pPr>
-      <w:r>
-        <w:t xml:space="preserve">KIRILL: Сфотографировал. Шесть сторон. Линейка есть.</w:t>
-      </w:r>
-    </w:p>
-    <w:p>
-      <w:pPr>
-        <w:pStyle w:val="BodyText"/>
-      </w:pPr>
-      <w:r>
-        <w:t xml:space="preserve">IRINA: Теперь наша коробка. Со склада. Лот две тысячи двести семь.</w:t>
-      </w:r>
-    </w:p>
-    <w:p>
-      <w:pPr>
-        <w:pStyle w:val="BodyText"/>
-      </w:pPr>
-      <w:r>
-        <w:t xml:space="preserve">OLGA: Ставьте рядом. Ближе. Так. Смотрим сначала глазами, потом документами.</w:t>
-      </w:r>
-    </w:p>
-    <w:p>
-      <w:pPr>
-        <w:pStyle w:val="BodyText"/>
-      </w:pPr>
-      <w:r>
-        <w:t xml:space="preserve">ALEKSEY: Шрифт одинаковый. Голограмма — тоже. Цвет такой же.</w:t>
-      </w:r>
-    </w:p>
-    <w:p>
-      <w:pPr>
-        <w:pStyle w:val="BodyText"/>
-      </w:pPr>
-      <w:r>
-        <w:t xml:space="preserve">OLGA: Наклейка. Где русская наклейка? Где номер удостоверения?</w:t>
-      </w:r>
-    </w:p>
-    <w:p>
-      <w:pPr>
-        <w:pStyle w:val="BodyText"/>
-      </w:pPr>
-      <w:r>
-        <w:t xml:space="preserve">DIMA: На нашей — наклейка, номер РЗН, русская инструкция. На этой — ничего. Только корейский.</w:t>
-      </w:r>
-    </w:p>
-    <w:p>
-      <w:pPr>
-        <w:pStyle w:val="BodyText"/>
-      </w:pPr>
-      <w:r>
-        <w:t xml:space="preserve">OLGA: Без русской наклейки это уже не наш товар. Даже если внутри то же самое.</w:t>
-      </w:r>
-    </w:p>
-    <w:p>
-      <w:pPr>
-        <w:pStyle w:val="BodyText"/>
-      </w:pPr>
-      <w:r>
-        <w:t xml:space="preserve">IRINA: Лот. Какой у неё лот?</w:t>
-      </w:r>
-    </w:p>
-    <w:p>
-      <w:pPr>
-        <w:pStyle w:val="BodyText"/>
-      </w:pPr>
-      <w:r>
-        <w:t xml:space="preserve">KIRILL: Две тысячи триста одиннадцать.</w:t>
-      </w:r>
-    </w:p>
-    <w:p>
-      <w:pPr>
-        <w:pStyle w:val="BodyText"/>
-      </w:pPr>
-      <w:r>
-        <w:t xml:space="preserve">IRINA: Проверяю. Реестр поставок. Две тысячи двести семь — да. Двести восемь — да. Двести девять — да. Две тысячи триста одиннадцать — нет. Такого лота у нас не было. Никогда.</w:t>
-      </w:r>
-    </w:p>
-    <w:p>
-      <w:pPr>
-        <w:pStyle w:val="BodyText"/>
-      </w:pPr>
-      <w:r>
-        <w:t xml:space="preserve">ALEKSEY: Серийные номера. Открываем?</w:t>
-      </w:r>
-    </w:p>
-    <w:p>
-      <w:pPr>
-        <w:pStyle w:val="BodyText"/>
-      </w:pPr>
-      <w:r>
-        <w:t xml:space="preserve">OLGA: Открываем. Аккуратно. Это теперь не товар, это доказательство.</w:t>
-      </w:r>
-    </w:p>
-    <w:p>
-      <w:pPr>
-        <w:pStyle w:val="BodyText"/>
-      </w:pPr>
-      <w:r>
-        <w:t xml:space="preserve">DIMA: Шприцы. Номера на каждом. Как у нас.</w:t>
-      </w:r>
-    </w:p>
-    <w:p>
-      <w:pPr>
-        <w:pStyle w:val="BodyText"/>
-      </w:pPr>
-      <w:r>
-        <w:t xml:space="preserve">IRINA: Читайте первые три. Я ищу в базе.</w:t>
-      </w:r>
-    </w:p>
-    <w:p>
-      <w:pPr>
-        <w:pStyle w:val="BodyText"/>
-      </w:pPr>
-      <w:r>
-        <w:t xml:space="preserve">DIMA: Восемьдесят один, ноль-ноль, сорок два. Восемьдесят один, ноль-ноль, сорок три. Сорок четыре.</w:t>
-      </w:r>
-    </w:p>
-    <w:p>
-      <w:pPr>
-        <w:pStyle w:val="BodyText"/>
-      </w:pPr>
-      <w:r>
-        <w:t xml:space="preserve">IRINA: Ни одного. В нашей базе их нет.</w:t>
-      </w:r>
-    </w:p>
-    <w:p>
-      <w:pPr>
-        <w:pStyle w:val="BodyText"/>
-      </w:pPr>
-      <w:r>
-        <w:t xml:space="preserve">KIRILL: Значит, подделка?</w:t>
+        <w:t xml:space="preserve">DIMA: Курьер приехал. Это коробка из Казани, опечатанная, с подписью Сафиной на скотче.</w:t>
+      </w:r>
+    </w:p>
+    <w:p>
+      <w:pPr>
+        <w:pStyle w:val="BodyText"/>
+      </w:pPr>
+      <w:r>
+        <w:t xml:space="preserve">OLGA: Не открывайте её пока. Сначала сделайте фото со всех сторон, и обязательно с линейкой.</w:t>
+      </w:r>
+    </w:p>
+    <w:p>
+      <w:pPr>
+        <w:pStyle w:val="BodyText"/>
+      </w:pPr>
+      <w:r>
+        <w:t xml:space="preserve">KIRILL: Сфотографировал все шесть сторон, линейка на каждом фото есть.</w:t>
+      </w:r>
+    </w:p>
+    <w:p>
+      <w:pPr>
+        <w:pStyle w:val="BodyText"/>
+      </w:pPr>
+      <w:r>
+        <w:t xml:space="preserve">IRINA: Теперь возьмём нашу коробку со склада, лот две тысячи двести семь.</w:t>
+      </w:r>
+    </w:p>
+    <w:p>
+      <w:pPr>
+        <w:pStyle w:val="BodyText"/>
+      </w:pPr>
+      <w:r>
+        <w:t xml:space="preserve">OLGA: Ставьте их рядом, поближе. Так. Смотрим сначала глазами, а потом документами.</w:t>
+      </w:r>
+    </w:p>
+    <w:p>
+      <w:pPr>
+        <w:pStyle w:val="BodyText"/>
+      </w:pPr>
+      <w:r>
+        <w:t xml:space="preserve">ALEKSEY: Шрифт одинаковый, голограмма тоже, и цвет точно такой же.</w:t>
+      </w:r>
+    </w:p>
+    <w:p>
+      <w:pPr>
+        <w:pStyle w:val="BodyText"/>
+      </w:pPr>
+      <w:r>
+        <w:t xml:space="preserve">OLGA: А наклейка? Где русская наклейка? Где номер удостоверения?</w:t>
+      </w:r>
+    </w:p>
+    <w:p>
+      <w:pPr>
+        <w:pStyle w:val="BodyText"/>
+      </w:pPr>
+      <w:r>
+        <w:t xml:space="preserve">DIMA: На нашей есть наклейка, номер РЗН и русская инструкция. А на этой ничего нет, только корейский текст.</w:t>
+      </w:r>
+    </w:p>
+    <w:p>
+      <w:pPr>
+        <w:pStyle w:val="BodyText"/>
+      </w:pPr>
+      <w:r>
+        <w:t xml:space="preserve">OLGA: Без русской наклейки это уже не наш товар, даже если внутри то же самое.</w:t>
+      </w:r>
+    </w:p>
+    <w:p>
+      <w:pPr>
+        <w:pStyle w:val="BodyText"/>
+      </w:pPr>
+      <w:r>
+        <w:t xml:space="preserve">IRINA: А какой у неё номер лота? Это сейчас самое главное, что нам нужно знать.</w:t>
+      </w:r>
+    </w:p>
+    <w:p>
+      <w:pPr>
+        <w:pStyle w:val="BodyText"/>
+      </w:pPr>
+      <w:r>
+        <w:t xml:space="preserve">KIRILL: Две тысячи триста одиннадцать, это написано вот здесь, на боковой стороне.</w:t>
+      </w:r>
+    </w:p>
+    <w:p>
+      <w:pPr>
+        <w:pStyle w:val="BodyText"/>
+      </w:pPr>
+      <w:r>
+        <w:t xml:space="preserve">IRINA: Проверяю по реестру поставок. Две тысячи двести семь — да. Двести восемь — да. Двести девять — да. Две тысячи триста одиннадцать — нет. Такого лота у нас не было никогда, ни в одной поставке.</w:t>
+      </w:r>
+    </w:p>
+    <w:p>
+      <w:pPr>
+        <w:pStyle w:val="BodyText"/>
+      </w:pPr>
+      <w:r>
+        <w:t xml:space="preserve">ALEKSEY: А серийные номера? Будем открывать?</w:t>
+      </w:r>
+    </w:p>
+    <w:p>
+      <w:pPr>
+        <w:pStyle w:val="BodyText"/>
+      </w:pPr>
+      <w:r>
+        <w:t xml:space="preserve">OLGA: Открываем, но аккуратно. Это теперь не товар, это доказательство.</w:t>
+      </w:r>
+    </w:p>
+    <w:p>
+      <w:pPr>
+        <w:pStyle w:val="BodyText"/>
+      </w:pPr>
+      <w:r>
+        <w:t xml:space="preserve">DIMA: Внутри шприцы, и на каждом стоит серийный номер, точно так же, как у нас.</w:t>
+      </w:r>
+    </w:p>
+    <w:p>
+      <w:pPr>
+        <w:pStyle w:val="BodyText"/>
+      </w:pPr>
+      <w:r>
+        <w:t xml:space="preserve">IRINA: Читайте первые три, а я буду искать их в базе.</w:t>
+      </w:r>
+    </w:p>
+    <w:p>
+      <w:pPr>
+        <w:pStyle w:val="BodyText"/>
+      </w:pPr>
+      <w:r>
+        <w:t xml:space="preserve">DIMA: Восемьдесят один, ноль-ноль, сорок два. Восемьдесят один, ноль-ноль, сорок три. И сорок четыре.</w:t>
+      </w:r>
+    </w:p>
+    <w:p>
+      <w:pPr>
+        <w:pStyle w:val="BodyText"/>
+      </w:pPr>
+      <w:r>
+        <w:t xml:space="preserve">IRINA: Ни одного не нашла. В нашей базе этих номеров нет и никогда не было.</w:t>
+      </w:r>
+    </w:p>
+    <w:p>
+      <w:pPr>
+        <w:pStyle w:val="BodyText"/>
+      </w:pPr>
+      <w:r>
+        <w:t xml:space="preserve">KIRILL: Значит, это подделка, правильно?</w:t>
       </w:r>
     </w:p>
     <w:p>
@@ -1257,79 +1257,79 @@
         <w:pStyle w:val="BodyText"/>
       </w:pPr>
       <w:r>
-        <w:t xml:space="preserve">KIRILL: Какая разница? Его колют на кухнях.</w:t>
-      </w:r>
-    </w:p>
-    <w:p>
-      <w:pPr>
-        <w:pStyle w:val="BodyText"/>
-      </w:pPr>
-      <w:r>
-        <w:t xml:space="preserve">OLGA: Разница в суде. Скажете «подделка» — и вас спросят: «Докажите». Чем? Глазами?</w:t>
-      </w:r>
-    </w:p>
-    <w:p>
-      <w:pPr>
-        <w:pStyle w:val="BodyText"/>
-      </w:pPr>
-      <w:r>
-        <w:t xml:space="preserve">ALEKSEY: Шрифт, голограмма, номера на шприцах. Это слишком хорошо для подделки.</w:t>
-      </w:r>
-    </w:p>
-    <w:p>
-      <w:pPr>
-        <w:pStyle w:val="BodyText"/>
-      </w:pPr>
-      <w:r>
-        <w:t xml:space="preserve">IRINA: Тогда есть два варианта. Или очень хорошая подделка, сделанная людьми, которые видели настоящую коробку. Или настоящий Sejin, который пришёл в Россию не через нас, а через чужую дверь.</w:t>
-      </w:r>
-    </w:p>
-    <w:p>
-      <w:pPr>
-        <w:pStyle w:val="BodyText"/>
-      </w:pPr>
-      <w:r>
-        <w:t xml:space="preserve">ALEKSEY: Оба плохие.</w:t>
-      </w:r>
-    </w:p>
-    <w:p>
-      <w:pPr>
-        <w:pStyle w:val="BodyText"/>
-      </w:pPr>
-      <w:r>
-        <w:t xml:space="preserve">IRINA: Оба плохие. Но по-разному. Первый — для полиции. Второй — для Вонджу.</w:t>
-      </w:r>
-    </w:p>
-    <w:p>
-      <w:pPr>
-        <w:pStyle w:val="BodyText"/>
-      </w:pPr>
-      <w:r>
-        <w:t xml:space="preserve">OLGA: Значит, начинаем с Вонджу. Это быстрее, чем полиция.</w:t>
-      </w:r>
-    </w:p>
-    <w:p>
-      <w:pPr>
-        <w:pStyle w:val="BodyText"/>
-      </w:pPr>
-      <w:r>
-        <w:t xml:space="preserve">DIMA: Можно я скажу? Один раз.</w:t>
-      </w:r>
-    </w:p>
-    <w:p>
-      <w:pPr>
-        <w:pStyle w:val="BodyText"/>
-      </w:pPr>
-      <w:r>
-        <w:t xml:space="preserve">ALEKSEY: Говорите.</w:t>
-      </w:r>
-    </w:p>
-    <w:p>
-      <w:pPr>
-        <w:pStyle w:val="BodyText"/>
-      </w:pPr>
-      <w:r>
-        <w:t xml:space="preserve">DIMA: Это не наш товар. Но это наши врачи. Гульнара Ринатовна поверила: «тот же гель, что у вас». Значит, Кристина продаёт не гель. Она продаёт наше имя, наши три года и нашу картонку.</w:t>
+        <w:t xml:space="preserve">KIRILL: А какая разница? Его всё равно колют на кухнях.</w:t>
+      </w:r>
+    </w:p>
+    <w:p>
+      <w:pPr>
+        <w:pStyle w:val="BodyText"/>
+      </w:pPr>
+      <w:r>
+        <w:t xml:space="preserve">OLGA: Разница в суде. Скажете «подделка», и вас спросят: «Докажите». А чем вы докажете, глазами?</w:t>
+      </w:r>
+    </w:p>
+    <w:p>
+      <w:pPr>
+        <w:pStyle w:val="BodyText"/>
+      </w:pPr>
+      <w:r>
+        <w:t xml:space="preserve">ALEKSEY: Шрифт, голограмма, номера на шприцах… Для подделки это слишком хорошо сделано.</w:t>
+      </w:r>
+    </w:p>
+    <w:p>
+      <w:pPr>
+        <w:pStyle w:val="BodyText"/>
+      </w:pPr>
+      <w:r>
+        <w:t xml:space="preserve">IRINA: Тогда есть два варианта. Или это очень хорошая подделка, сделанная людьми, которые видели настоящую коробку. Или это настоящий Sejin, который пришёл в Россию не через нас, а через чужую дверь.</w:t>
+      </w:r>
+    </w:p>
+    <w:p>
+      <w:pPr>
+        <w:pStyle w:val="BodyText"/>
+      </w:pPr>
+      <w:r>
+        <w:t xml:space="preserve">ALEKSEY: И оба этих варианта для нас очень плохие.</w:t>
+      </w:r>
+    </w:p>
+    <w:p>
+      <w:pPr>
+        <w:pStyle w:val="BodyText"/>
+      </w:pPr>
+      <w:r>
+        <w:t xml:space="preserve">IRINA: Оба плохие, но по-разному. Первый — для полиции, а второй — для Вонджу.</w:t>
+      </w:r>
+    </w:p>
+    <w:p>
+      <w:pPr>
+        <w:pStyle w:val="BodyText"/>
+      </w:pPr>
+      <w:r>
+        <w:t xml:space="preserve">OLGA: Значит, начинаем с Вонджу, потому что это быстрее, чем полиция.</w:t>
+      </w:r>
+    </w:p>
+    <w:p>
+      <w:pPr>
+        <w:pStyle w:val="BodyText"/>
+      </w:pPr>
+      <w:r>
+        <w:t xml:space="preserve">DIMA: Можно я тоже скажу? Только один раз, и я сразу замолчу.</w:t>
+      </w:r>
+    </w:p>
+    <w:p>
+      <w:pPr>
+        <w:pStyle w:val="BodyText"/>
+      </w:pPr>
+      <w:r>
+        <w:t xml:space="preserve">ALEKSEY: Говорите, Дима, мы вас слушаем.</w:t>
+      </w:r>
+    </w:p>
+    <w:p>
+      <w:pPr>
+        <w:pStyle w:val="BodyText"/>
+      </w:pPr>
+      <w:r>
+        <w:t xml:space="preserve">DIMA: Это не наш товар, но это наши врачи. Гульнара Ринатовна поверила, что это «тот же гель, что у вас». Значит, Кристина продаёт не гель. Она продаёт наше имя, наши три года и нашу картонку, которые ей никто не продавал.</w:t>
       </w:r>
     </w:p>
     <w:bookmarkEnd w:id="23"/>
@@ -1347,31 +1347,31 @@
         <w:pStyle w:val="FirstParagraph"/>
       </w:pPr>
       <w:r>
-        <w:t xml:space="preserve">KIRILL: Алексей Николаевич, давайте сегодня же напишем пост. «Осторожно, подделка». С фото.</w:t>
-      </w:r>
-    </w:p>
-    <w:p>
-      <w:pPr>
-        <w:pStyle w:val="BodyText"/>
-      </w:pPr>
-      <w:r>
-        <w:t xml:space="preserve">OLGA: Нет. Кирилл, сядьте.</w:t>
-      </w:r>
-    </w:p>
-    <w:p>
-      <w:pPr>
-        <w:pStyle w:val="BodyText"/>
-      </w:pPr>
-      <w:r>
-        <w:t xml:space="preserve">KIRILL: Почему нет? У нас шестьсот врачей в рассылке. Завтра все узнают.</w:t>
-      </w:r>
-    </w:p>
-    <w:p>
-      <w:pPr>
-        <w:pStyle w:val="BodyText"/>
-      </w:pPr>
-      <w:r>
-        <w:t xml:space="preserve">ALEKSEY: Позвоним Зайцеву. Пусть он скажет, почему нет.</w:t>
+        <w:t xml:space="preserve">KIRILL: Алексей Николаевич, давайте сегодня же напишем пост: «Осторожно, подделка». С фото.</w:t>
+      </w:r>
+    </w:p>
+    <w:p>
+      <w:pPr>
+        <w:pStyle w:val="BodyText"/>
+      </w:pPr>
+      <w:r>
+        <w:t xml:space="preserve">OLGA: Нет, ни в коем случае. Кирилл, сядьте, пожалуйста, и послушайте.</w:t>
+      </w:r>
+    </w:p>
+    <w:p>
+      <w:pPr>
+        <w:pStyle w:val="BodyText"/>
+      </w:pPr>
+      <w:r>
+        <w:t xml:space="preserve">KIRILL: Почему нет? У нас шестьсот врачей в рассылке, и завтра все узнают.</w:t>
+      </w:r>
+    </w:p>
+    <w:p>
+      <w:pPr>
+        <w:pStyle w:val="BodyText"/>
+      </w:pPr>
+      <w:r>
+        <w:t xml:space="preserve">ALEKSEY: Давайте позвоним Зайцеву, пусть он объяснит, почему нет.</w:t>
       </w:r>
     </w:p>
     <w:p>
@@ -1395,151 +1395,151 @@
         <w:pStyle w:val="BodyText"/>
       </w:pPr>
       <w:r>
-        <w:t xml:space="preserve">ZAYTSEV: Да. Именно такие подают первыми. Им нечего терять. Вам — есть.</w:t>
-      </w:r>
-    </w:p>
-    <w:p>
-      <w:pPr>
-        <w:pStyle w:val="BodyText"/>
-      </w:pPr>
-      <w:r>
-        <w:t xml:space="preserve">IRINA: Артём, а что можно?</w:t>
-      </w:r>
-    </w:p>
-    <w:p>
-      <w:pPr>
-        <w:pStyle w:val="BodyText"/>
-      </w:pPr>
-      <w:r>
-        <w:t xml:space="preserve">ZAYTSEV: Можно писать о себе. «Наш товар — только с русской наклейкой и номером удостоверения. Проверяйте». Это не обвинение. Это инструкция. Против инструкции иск не подают — её только читают.</w:t>
-      </w:r>
-    </w:p>
-    <w:p>
-      <w:pPr>
-        <w:pStyle w:val="BodyText"/>
-      </w:pPr>
-      <w:r>
-        <w:t xml:space="preserve">OLGA: Это я и хотела сказать. Только Артём сказал дороже.</w:t>
-      </w:r>
-    </w:p>
-    <w:p>
-      <w:pPr>
-        <w:pStyle w:val="BodyText"/>
-      </w:pPr>
-      <w:r>
-        <w:t xml:space="preserve">ALEKSEY: Теперь Сеул. Там одиннадцать вечера. Доюн ещё не спит.</w:t>
-      </w:r>
-    </w:p>
-    <w:p>
-      <w:pPr>
-        <w:pStyle w:val="BodyText"/>
-      </w:pPr>
-      <w:r>
-        <w:t xml:space="preserve">DOYUN: Лёша? В одиннадцать звонят только плохие новости. Говори.</w:t>
-      </w:r>
-    </w:p>
-    <w:p>
-      <w:pPr>
-        <w:pStyle w:val="BodyText"/>
-      </w:pPr>
-      <w:r>
-        <w:t xml:space="preserve">ALEKSEY: Лот две тысячи триста одиннадцать. Такой существует?</w:t>
-      </w:r>
-    </w:p>
-    <w:p>
-      <w:pPr>
-        <w:pStyle w:val="BodyText"/>
-      </w:pPr>
-      <w:r>
-        <w:t xml:space="preserve">DOYUN: Секунду. Существует. Ноябрьский. Мы выпустили его три недели назад.</w:t>
-      </w:r>
-    </w:p>
-    <w:p>
-      <w:pPr>
-        <w:pStyle w:val="BodyText"/>
-      </w:pPr>
-      <w:r>
-        <w:t xml:space="preserve">ALEKSEY: Кому вы его отгружали?</w:t>
-      </w:r>
-    </w:p>
-    <w:p>
-      <w:pPr>
-        <w:pStyle w:val="BodyText"/>
-      </w:pPr>
-      <w:r>
-        <w:t xml:space="preserve">DOYUN: Европе. Ближнему Востоку. В Россию — только вам, по эксклюзиву. Часть этого лота стоит в Инчхоне и ждёт ваш январский контейнер. Вам его пока ещё не отгружали.</w:t>
-      </w:r>
-    </w:p>
-    <w:p>
-      <w:pPr>
-        <w:pStyle w:val="BodyText"/>
-      </w:pPr>
-      <w:r>
-        <w:t xml:space="preserve">IRINA: Значит, его номер настоящий. А дорога — нет.</w:t>
-      </w:r>
-    </w:p>
-    <w:p>
-      <w:pPr>
-        <w:pStyle w:val="BodyText"/>
-      </w:pPr>
-      <w:r>
-        <w:t xml:space="preserve">DOYUN: Или номер настоящий, а коробка — нет. Пришлите фото. Сейчас. Госпожа Чон посмотрит утром.</w:t>
-      </w:r>
-    </w:p>
-    <w:p>
-      <w:pPr>
-        <w:pStyle w:val="BodyText"/>
-      </w:pPr>
-      <w:r>
-        <w:t xml:space="preserve">ALEKSEY: Высылаю. И, Доюн… Скажи господину президенту сегодня. Не утром.</w:t>
-      </w:r>
-    </w:p>
-    <w:p>
-      <w:pPr>
-        <w:pStyle w:val="BodyText"/>
-      </w:pPr>
-      <w:r>
-        <w:t xml:space="preserve">DOYUN: Почему не утром?</w:t>
-      </w:r>
-    </w:p>
-    <w:p>
-      <w:pPr>
-        <w:pStyle w:val="BodyText"/>
-      </w:pPr>
-      <w:r>
-        <w:t xml:space="preserve">ALEKSEY: «Задержка — это когда не звонят». Его слова. Пусть узнает от нас, а не из Телеграма.</w:t>
-      </w:r>
-    </w:p>
-    <w:p>
-      <w:pPr>
-        <w:pStyle w:val="BodyText"/>
-      </w:pPr>
-      <w:r>
-        <w:t xml:space="preserve">DOYUN: Скажу. Сейчас. Он ещё в кабинете. Он всегда в кабинете в декабре.</w:t>
-      </w:r>
-    </w:p>
-    <w:p>
-      <w:pPr>
-        <w:pStyle w:val="BodyText"/>
-      </w:pPr>
-      <w:r>
-        <w:t xml:space="preserve">OLGA: Алексей, и ещё. Пациентки Кристины — не наши клиенты. Но если им станет плохо ночью, звонить им некуда. Кристина ночью отвечает про цены, а не про отёки.</w:t>
-      </w:r>
-    </w:p>
-    <w:p>
-      <w:pPr>
-        <w:pStyle w:val="BodyText"/>
-      </w:pPr>
-      <w:r>
-        <w:t xml:space="preserve">ALEKSEY: Тогда пусть звонят нам. Линия осложнений — для всех. Даже для чужого геля.</w:t>
-      </w:r>
-    </w:p>
-    <w:p>
-      <w:pPr>
-        <w:pStyle w:val="BodyText"/>
-      </w:pPr>
-      <w:r>
-        <w:t xml:space="preserve">IRINA: Это стоит денег. Медсёстры, ночные смены. Вчерашние семь миллионов — уже меньше.</w:t>
+        <w:t xml:space="preserve">ZAYTSEV: Да, именно такие подают первыми, потому что им нечего терять. А вам есть что терять.</w:t>
+      </w:r>
+    </w:p>
+    <w:p>
+      <w:pPr>
+        <w:pStyle w:val="BodyText"/>
+      </w:pPr>
+      <w:r>
+        <w:t xml:space="preserve">IRINA: Артём, а что тогда можно делать?</w:t>
+      </w:r>
+    </w:p>
+    <w:p>
+      <w:pPr>
+        <w:pStyle w:val="BodyText"/>
+      </w:pPr>
+      <w:r>
+        <w:t xml:space="preserve">ZAYTSEV: Можно писать о себе. «Наш товар — только с русской наклейкой и номером удостоверения. Проверяйте». Это не обвинение. Это инструкция. Против инструкции иск не подают — её только читают, и чем больше читают, тем лучше для вас.</w:t>
+      </w:r>
+    </w:p>
+    <w:p>
+      <w:pPr>
+        <w:pStyle w:val="BodyText"/>
+      </w:pPr>
+      <w:r>
+        <w:t xml:space="preserve">OLGA: Это я и хотела сказать, только Артём сказал это дороже.</w:t>
+      </w:r>
+    </w:p>
+    <w:p>
+      <w:pPr>
+        <w:pStyle w:val="BodyText"/>
+      </w:pPr>
+      <w:r>
+        <w:t xml:space="preserve">ALEKSEY: Теперь Сеул. Там одиннадцать вечера, но Доюн ещё не спит.</w:t>
+      </w:r>
+    </w:p>
+    <w:p>
+      <w:pPr>
+        <w:pStyle w:val="BodyText"/>
+      </w:pPr>
+      <w:r>
+        <w:t xml:space="preserve">DOYUN: Лёша? В одиннадцать вечера звонят только с плохими новостями. Говори.</w:t>
+      </w:r>
+    </w:p>
+    <w:p>
+      <w:pPr>
+        <w:pStyle w:val="BodyText"/>
+      </w:pPr>
+      <w:r>
+        <w:t xml:space="preserve">ALEKSEY: Скажи, лот две тысячи триста одиннадцать — такой вообще существует у вас на заводе?</w:t>
+      </w:r>
+    </w:p>
+    <w:p>
+      <w:pPr>
+        <w:pStyle w:val="BodyText"/>
+      </w:pPr>
+      <w:r>
+        <w:t xml:space="preserve">DOYUN: Секунду, я открою базу… Да, существует, это ноябрьский лот. Мы выпустили его три недели назад.</w:t>
+      </w:r>
+    </w:p>
+    <w:p>
+      <w:pPr>
+        <w:pStyle w:val="BodyText"/>
+      </w:pPr>
+      <w:r>
+        <w:t xml:space="preserve">ALEKSEY: А кому вы отгружали этот лот за эти три недели?</w:t>
+      </w:r>
+    </w:p>
+    <w:p>
+      <w:pPr>
+        <w:pStyle w:val="BodyText"/>
+      </w:pPr>
+      <w:r>
+        <w:t xml:space="preserve">DOYUN: Европе и Ближнему Востоку. В Россию только вам, по эксклюзиву. Часть этого лота стоит в Инчхоне и ждёт ваш январский контейнер, но вам его ещё не отгружали, так что у вас его быть не может.</w:t>
+      </w:r>
+    </w:p>
+    <w:p>
+      <w:pPr>
+        <w:pStyle w:val="BodyText"/>
+      </w:pPr>
+      <w:r>
+        <w:t xml:space="preserve">IRINA: Значит, номер настоящий, а дорога — нет.</w:t>
+      </w:r>
+    </w:p>
+    <w:p>
+      <w:pPr>
+        <w:pStyle w:val="BodyText"/>
+      </w:pPr>
+      <w:r>
+        <w:t xml:space="preserve">DOYUN: Или номер настоящий, а коробка — нет. Пришлите фото прямо сейчас, госпожа Чон посмотрит утром.</w:t>
+      </w:r>
+    </w:p>
+    <w:p>
+      <w:pPr>
+        <w:pStyle w:val="BodyText"/>
+      </w:pPr>
+      <w:r>
+        <w:t xml:space="preserve">ALEKSEY: Высылаю. И, Доюн… скажи господину президенту сегодня, а не утром.</w:t>
+      </w:r>
+    </w:p>
+    <w:p>
+      <w:pPr>
+        <w:pStyle w:val="BodyText"/>
+      </w:pPr>
+      <w:r>
+        <w:t xml:space="preserve">DOYUN: Почему не утром? Он ведь уже устал.</w:t>
+      </w:r>
+    </w:p>
+    <w:p>
+      <w:pPr>
+        <w:pStyle w:val="BodyText"/>
+      </w:pPr>
+      <w:r>
+        <w:t xml:space="preserve">ALEKSEY: «Задержка — это когда не звонят». Это его слова. Пусть он узнает от нас, а не из Телеграма.</w:t>
+      </w:r>
+    </w:p>
+    <w:p>
+      <w:pPr>
+        <w:pStyle w:val="BodyText"/>
+      </w:pPr>
+      <w:r>
+        <w:t xml:space="preserve">DOYUN: Скажу прямо сейчас. Он ещё в кабинете, в декабре он всегда в кабинете.</w:t>
+      </w:r>
+    </w:p>
+    <w:p>
+      <w:pPr>
+        <w:pStyle w:val="BodyText"/>
+      </w:pPr>
+      <w:r>
+        <w:t xml:space="preserve">OLGA: Алексей, и ещё одно. Пациентки Кристины — не наши клиенты. Но если им станет плохо ночью, звонить им некуда, потому что Кристина ночью отвечает про цены, а не про отёки, и это меня пугает больше всего.</w:t>
+      </w:r>
+    </w:p>
+    <w:p>
+      <w:pPr>
+        <w:pStyle w:val="BodyText"/>
+      </w:pPr>
+      <w:r>
+        <w:t xml:space="preserve">ALEKSEY: Тогда пусть звонят нам. Линия осложнений — для всех, даже для чужого геля. Я не хочу, чтобы какая-нибудь пациентка ночью сидела одна с отёком только потому, что её подругу обманули в Телеграме.</w:t>
+      </w:r>
+    </w:p>
+    <w:p>
+      <w:pPr>
+        <w:pStyle w:val="BodyText"/>
+      </w:pPr>
+      <w:r>
+        <w:t xml:space="preserve">IRINA: Это стоит денег: медсёстры, ночные смены. Вчерашние семь миллионов уже становятся меньше.</w:t>
       </w:r>
     </w:p>
     <w:bookmarkEnd w:id="24"/>
@@ -1557,63 +1557,63 @@
         <w:pStyle w:val="FirstParagraph"/>
       </w:pPr>
       <w:r>
-        <w:t xml:space="preserve">ALEKSEY: Ирина, вы же говорили: красное всегда возвращается. Не думал, что на следующий день.</w:t>
-      </w:r>
-    </w:p>
-    <w:p>
-      <w:pPr>
-        <w:pStyle w:val="BodyText"/>
-      </w:pPr>
-      <w:r>
-        <w:t xml:space="preserve">IRINA: Я тоже. Обычно оно ждёт до весны.</w:t>
-      </w:r>
-    </w:p>
-    <w:p>
-      <w:pPr>
-        <w:pStyle w:val="BodyText"/>
-      </w:pPr>
-      <w:r>
-        <w:t xml:space="preserve">DIMA: Можно я покажу ещё одно? Последнее на сегодня.</w:t>
-      </w:r>
-    </w:p>
-    <w:p>
-      <w:pPr>
-        <w:pStyle w:val="BodyText"/>
-      </w:pPr>
-      <w:r>
-        <w:t xml:space="preserve">ALEKSEY: Показывайте.</w:t>
-      </w:r>
-    </w:p>
-    <w:p>
-      <w:pPr>
-        <w:pStyle w:val="BodyText"/>
-      </w:pPr>
-      <w:r>
-        <w:t xml:space="preserve">DIMA: Новый пост. Час назад. «Sejin Fill. Четыре пятьсот. До Нового года. Курс — бесплатно».</w:t>
-      </w:r>
-    </w:p>
-    <w:p>
-      <w:pPr>
-        <w:pStyle w:val="BodyText"/>
-      </w:pPr>
-      <w:r>
-        <w:t xml:space="preserve">IRINA: Четыре пятьсот. Они снижают цену. Значит, товара много.</w:t>
-      </w:r>
-    </w:p>
-    <w:p>
-      <w:pPr>
-        <w:pStyle w:val="BodyText"/>
-      </w:pPr>
-      <w:r>
-        <w:t xml:space="preserve">DIMA: И ещё. Кристина сама ответила в комментариях. Ей написали: «А это законно?»</w:t>
-      </w:r>
-    </w:p>
-    <w:p>
-      <w:pPr>
-        <w:pStyle w:val="BodyText"/>
-      </w:pPr>
-      <w:r>
-        <w:t xml:space="preserve">ALEKSEY: Что она ответила?</w:t>
+        <w:t xml:space="preserve">ALEKSEY: Ирина, вы же говорили, что красное всегда возвращается. Но я не думал, что на следующий день.</w:t>
+      </w:r>
+    </w:p>
+    <w:p>
+      <w:pPr>
+        <w:pStyle w:val="BodyText"/>
+      </w:pPr>
+      <w:r>
+        <w:t xml:space="preserve">IRINA: Я тоже не думала, потому что обычно оно ждёт хотя бы до весны.</w:t>
+      </w:r>
+    </w:p>
+    <w:p>
+      <w:pPr>
+        <w:pStyle w:val="BodyText"/>
+      </w:pPr>
+      <w:r>
+        <w:t xml:space="preserve">DIMA: Можно я покажу ещё одно? Это последнее на сегодня.</w:t>
+      </w:r>
+    </w:p>
+    <w:p>
+      <w:pPr>
+        <w:pStyle w:val="BodyText"/>
+      </w:pPr>
+      <w:r>
+        <w:t xml:space="preserve">ALEKSEY: Показывайте, хуже сегодня уже вряд ли что-нибудь будет.</w:t>
+      </w:r>
+    </w:p>
+    <w:p>
+      <w:pPr>
+        <w:pStyle w:val="BodyText"/>
+      </w:pPr>
+      <w:r>
+        <w:t xml:space="preserve">DIMA: Новый пост, час назад: «Sejin Fill. Четыре пятьсот. До Нового года. Курс — бесплатно».</w:t>
+      </w:r>
+    </w:p>
+    <w:p>
+      <w:pPr>
+        <w:pStyle w:val="BodyText"/>
+      </w:pPr>
+      <w:r>
+        <w:t xml:space="preserve">IRINA: Четыре пятьсот, они снижают цену. Значит, товара у них много.</w:t>
+      </w:r>
+    </w:p>
+    <w:p>
+      <w:pPr>
+        <w:pStyle w:val="BodyText"/>
+      </w:pPr>
+      <w:r>
+        <w:t xml:space="preserve">DIMA: И ещё. Кристина сама ответила в комментариях, когда ей написали: «А это законно?»</w:t>
+      </w:r>
+    </w:p>
+    <w:p>
+      <w:pPr>
+        <w:pStyle w:val="BodyText"/>
+      </w:pPr>
+      <w:r>
+        <w:t xml:space="preserve">ALEKSEY: И что же она ответила этому человеку?</w:t>
       </w:r>
     </w:p>
     <w:p>
@@ -1629,47 +1629,47 @@
         <w:pStyle w:val="BodyText"/>
       </w:pPr>
       <w:r>
-        <w:t xml:space="preserve">IRINA: Это не ответ. Это бизнес-план.</w:t>
-      </w:r>
-    </w:p>
-    <w:p>
-      <w:pPr>
-        <w:pStyle w:val="BodyText"/>
-      </w:pPr>
-      <w:r>
-        <w:t xml:space="preserve">DIMA: Алексей Николаевич, что мне сказать завтра врачам? Они будут спрашивать.</w:t>
-      </w:r>
-    </w:p>
-    <w:p>
-      <w:pPr>
-        <w:pStyle w:val="BodyText"/>
-      </w:pPr>
-      <w:r>
-        <w:t xml:space="preserve">ALEKSEY: Скажите правду. Коротко. Как Ольга Петровна сегодня.</w:t>
-      </w:r>
-    </w:p>
-    <w:p>
-      <w:pPr>
-        <w:pStyle w:val="BodyText"/>
-      </w:pPr>
-      <w:r>
-        <w:t xml:space="preserve">DIMA: Какую правду?</w:t>
-      </w:r>
-    </w:p>
-    <w:p>
-      <w:pPr>
-        <w:pStyle w:val="BodyText"/>
-      </w:pPr>
-      <w:r>
-        <w:t xml:space="preserve">ALEKSEY: Простую. «Это не наш товар». И номер нашей линии. Если кто-то уже уколол — пусть звонит, мы поможем. Больше ничего не говорите, пока мы не знаем больше. Ни слова «подделка».</w:t>
-      </w:r>
-    </w:p>
-    <w:p>
-      <w:pPr>
-        <w:pStyle w:val="BodyText"/>
-      </w:pPr>
-      <w:r>
-        <w:t xml:space="preserve">IRINA: Алексей, свет выключать? Или вы ещё посидите под картонкой?</w:t>
+        <w:t xml:space="preserve">IRINA: Это не ответ на вопрос, а целый бизнес-план, и довольно страшный.</w:t>
+      </w:r>
+    </w:p>
+    <w:p>
+      <w:pPr>
+        <w:pStyle w:val="BodyText"/>
+      </w:pPr>
+      <w:r>
+        <w:t xml:space="preserve">DIMA: Алексей Николаевич, что мне завтра сказать врачам? Они ведь будут спрашивать.</w:t>
+      </w:r>
+    </w:p>
+    <w:p>
+      <w:pPr>
+        <w:pStyle w:val="BodyText"/>
+      </w:pPr>
+      <w:r>
+        <w:t xml:space="preserve">ALEKSEY: Скажите им правду, коротко и без прилагательных, как Ольга Петровна сегодня утром.</w:t>
+      </w:r>
+    </w:p>
+    <w:p>
+      <w:pPr>
+        <w:pStyle w:val="BodyText"/>
+      </w:pPr>
+      <w:r>
+        <w:t xml:space="preserve">DIMA: А какую именно правду? Мы ведь сами ещё не всё знаем.</w:t>
+      </w:r>
+    </w:p>
+    <w:p>
+      <w:pPr>
+        <w:pStyle w:val="BodyText"/>
+      </w:pPr>
+      <w:r>
+        <w:t xml:space="preserve">ALEKSEY: Простую: «Это не наш товар». И номер нашей линии. Если кто-то уже уколол, пусть звонит, и мы поможем. Больше ничего не говорите, пока мы не знаем больше. И ни слова «подделка».</w:t>
+      </w:r>
+    </w:p>
+    <w:p>
+      <w:pPr>
+        <w:pStyle w:val="BodyText"/>
+      </w:pPr>
+      <w:r>
+        <w:t xml:space="preserve">IRINA: Алексей, мне выключать свет? Или вы ещё посидите под картонкой?</w:t>
       </w:r>
     </w:p>
     <w:p>
@@ -2795,7 +2795,7 @@
         <w:t xml:space="preserve">“</w:t>
       </w:r>
       <w:r>
-        <w:t xml:space="preserve">Можно писать о себе. «Наш товар — только с русской наклейкой и номером удостоверения. Проверяйте». Это не обвинение. Это инструкция. Против инструкции иск не подают — её только читают.</w:t>
+        <w:t xml:space="preserve">Можно писать о себе. «Наш товар — только с русской наклейкой и номером удостоверения. Проверяйте». Это не обвинение. Это инструкция. Против инструкции иск не подают — её только читают, и чем больше читают, тем лучше для вас.</w:t>
       </w:r>
       <w:r>
         <w:t xml:space="preserve">”</w:t>
@@ -3027,7 +3027,7 @@
               <w:jc w:val="left"/>
             </w:pPr>
             <w:r>
-              <w:t xml:space="preserve">Против инструкции иск не подают…</w:t>
+              <w:t xml:space="preserve">Против инструкции иск не подают — её только читают…</w:t>
             </w:r>
           </w:p>
         </w:tc>
@@ -3040,6 +3040,44 @@
             </w:pPr>
             <w:r>
               <w:t xml:space="preserve">무인칭 3인칭 복수(не подают)</w:t>
+            </w:r>
+          </w:p>
+        </w:tc>
+      </w:tr>
+      <w:tr>
+        <w:tc>
+          <w:tcPr/>
+          <w:p>
+            <w:pPr>
+              <w:pStyle w:val="Compact"/>
+              <w:jc w:val="left"/>
+            </w:pPr>
+            <w:r>
+              <w:t xml:space="preserve">⑥ 비례</w:t>
+            </w:r>
+          </w:p>
+        </w:tc>
+        <w:tc>
+          <w:tcPr/>
+          <w:p>
+            <w:pPr>
+              <w:pStyle w:val="Compact"/>
+              <w:jc w:val="left"/>
+            </w:pPr>
+            <w:r>
+              <w:t xml:space="preserve">чем больше читают, тем лучше для вас</w:t>
+            </w:r>
+          </w:p>
+        </w:tc>
+        <w:tc>
+          <w:tcPr/>
+          <w:p>
+            <w:pPr>
+              <w:pStyle w:val="Compact"/>
+              <w:jc w:val="left"/>
+            </w:pPr>
+            <w:r>
+              <w:t xml:space="preserve">чем…, тем…(~할수록 더)</w:t>
             </w:r>
           </w:p>
         </w:tc>
@@ -3063,7 +3101,7 @@
         <w:t xml:space="preserve">“</w:t>
       </w:r>
       <w:r>
-        <w:t xml:space="preserve">Можно писать о… «…». Это не…, это… Против… не подают.</w:t>
+        <w:t xml:space="preserve">Можно писать о… «…». Это не…, это… Против… не подают — …, и чем больше…, тем лучше.</w:t>
       </w:r>
       <w:r>
         <w:t xml:space="preserve">”</w:t>
@@ -3082,7 +3120,7 @@
         <w:t xml:space="preserve"> </w:t>
       </w:r>
       <w:r>
-        <w:t xml:space="preserve">только · не… а… · против</w:t>
+        <w:t xml:space="preserve">только · не… а… · против · чем… тем…</w:t>
       </w:r>
       <w:r>
         <w:t xml:space="preserve"> </w:t>
@@ -3098,7 +3136,7 @@
         <w:t xml:space="preserve"> </w:t>
       </w:r>
       <w:r>
-        <w:t xml:space="preserve">경쟁사의 의심스러운 판매에 대해 상대를 지목하지 않고 고객에게 확인 방법을 안내하는 25~30단어 문장 만들기.</w:t>
+        <w:t xml:space="preserve">경쟁사의 의심스러운 판매에 대해 상대를 지목하지 않고 고객에게 확인 방법을 안내하는 30~50단어 발화 만들기.</w:t>
       </w:r>
     </w:p>
     <w:bookmarkEnd w:id="30"/>
@@ -3535,55 +3573,55 @@
         <w:pStyle w:val="FirstParagraph"/>
       </w:pPr>
       <w:r>
-        <w:t xml:space="preserve">이리나: 드미트리? 나보다 먼저 왔네요. 처음이에요.</w:t>
-      </w:r>
-    </w:p>
-    <w:p>
-      <w:pPr>
-        <w:pStyle w:val="BodyText"/>
-      </w:pPr>
-      <w:r>
-        <w:t xml:space="preserve">디마: 7시 반부터요. 못 잤어요. 이리나 세르게예브나, 알렉세이 니콜라예비치는 오고 계세요?</w:t>
-      </w:r>
-    </w:p>
-    <w:p>
-      <w:pPr>
-        <w:pStyle w:val="BodyText"/>
-      </w:pPr>
-      <w:r>
-        <w:t xml:space="preserve">이리나: 오고 있어요. 그분도 못 잤어요. 보여 줘요.</w:t>
-      </w:r>
-    </w:p>
-    <w:p>
-      <w:pPr>
-        <w:pStyle w:val="BodyText"/>
-      </w:pPr>
-      <w:r>
-        <w:t xml:space="preserve">디마: 텔레그램 채널. 「Korea Filler Opt」. 구독자 1만 2천.</w:t>
-      </w:r>
-    </w:p>
-    <w:p>
-      <w:pPr>
-        <w:pStyle w:val="BodyText"/>
-      </w:pPr>
-      <w:r>
-        <w:t xml:space="preserve">이리나: 1만 2천. 우리 고객을 다 합친 것보다 많네요.</w:t>
-      </w:r>
-    </w:p>
-    <w:p>
-      <w:pPr>
-        <w:pStyle w:val="BodyText"/>
-      </w:pPr>
-      <w:r>
-        <w:t xml:space="preserve">디마: 마흔 배 많아요. 이게 게시물이에요. 그저께 거.</w:t>
-      </w:r>
-    </w:p>
-    <w:p>
-      <w:pPr>
-        <w:pStyle w:val="BodyText"/>
-      </w:pPr>
-      <w:r>
-        <w:t xml:space="preserve">이리나: 소리 내서 읽어요. 한 단어 한 단어 듣고 싶어요.</w:t>
+        <w:t xml:space="preserve">이리나: 드미트리? 나보다 먼저 왔네요. 이런 건 처음인 것 같아요.</w:t>
+      </w:r>
+    </w:p>
+    <w:p>
+      <w:pPr>
+        <w:pStyle w:val="BodyText"/>
+      </w:pPr>
+      <w:r>
+        <w:t xml:space="preserve">디마: 잠을 못 자서 7시 반부터 여기 있었어요. 이리나 세르게예브나, 알렉세이 니콜라예비치는 오고 계세요?</w:t>
+      </w:r>
+    </w:p>
+    <w:p>
+      <w:pPr>
+        <w:pStyle w:val="BodyText"/>
+      </w:pPr>
+      <w:r>
+        <w:t xml:space="preserve">이리나: 오고 있어요, 그 사람도 밤새 못 잤어요. 찾은 걸 보여 줘요.</w:t>
+      </w:r>
+    </w:p>
+    <w:p>
+      <w:pPr>
+        <w:pStyle w:val="BodyText"/>
+      </w:pPr>
+      <w:r>
+        <w:t xml:space="preserve">디마: 텔레그램 채널 「Korea Filler Opt」예요. 구독자가 1만 2천 명이에요.</w:t>
+      </w:r>
+    </w:p>
+    <w:p>
+      <w:pPr>
+        <w:pStyle w:val="BodyText"/>
+      </w:pPr>
+      <w:r>
+        <w:t xml:space="preserve">이리나: 1만 2천이요? 우리 고객을 다 합친 것보다 많네요.</w:t>
+      </w:r>
+    </w:p>
+    <w:p>
+      <w:pPr>
+        <w:pStyle w:val="BodyText"/>
+      </w:pPr>
+      <w:r>
+        <w:t xml:space="preserve">디마: 마흔 배 많아요, 계산해 봤어요. 여기 게시물이요, 그저께 저녁에 올라왔어요.</w:t>
+      </w:r>
+    </w:p>
+    <w:p>
+      <w:pPr>
+        <w:pStyle w:val="BodyText"/>
+      </w:pPr>
+      <w:r>
+        <w:t xml:space="preserve">이리나: 소리 내서 읽어 줘요. 한 마디도 빠짐없이 듣고 싶어요.</w:t>
       </w:r>
     </w:p>
     <w:p>
@@ -3599,55 +3637,55 @@
         <w:pStyle w:val="BodyText"/>
       </w:pPr>
       <w:r>
-        <w:t xml:space="preserve">이리나: 4,900. 우리 가격의 정확히 절반.</w:t>
-      </w:r>
-    </w:p>
-    <w:p>
-      <w:pPr>
-        <w:pStyle w:val="BodyText"/>
-      </w:pPr>
-      <w:r>
-        <w:t xml:space="preserve">알렉세이: 좋은 아침. 스크린숏 봤어. 채널 자체를 보여 줘.</w:t>
-      </w:r>
-    </w:p>
-    <w:p>
-      <w:pPr>
-        <w:pStyle w:val="BodyText"/>
-      </w:pPr>
-      <w:r>
-        <w:t xml:space="preserve">디마: 여기요. 상자 사진. 우리 상자예요. 거의.</w:t>
-      </w:r>
-    </w:p>
-    <w:p>
-      <w:pPr>
-        <w:pStyle w:val="BodyText"/>
-      </w:pPr>
-      <w:r>
-        <w:t xml:space="preserve">알렉세이: 왜 「거의」야?</w:t>
-      </w:r>
-    </w:p>
-    <w:p>
-      <w:pPr>
-        <w:pStyle w:val="BodyText"/>
-      </w:pPr>
-      <w:r>
-        <w:t xml:space="preserve">디마: 모르겠어요. 맞아 보여요. 그런데 저한텐 안 맞아요.</w:t>
-      </w:r>
-    </w:p>
-    <w:p>
-      <w:pPr>
-        <w:pStyle w:val="BodyText"/>
-      </w:pPr>
-      <w:r>
-        <w:t xml:space="preserve">이리나: 「저한텐 안 맞다」는 사실이 아니에요. 느낌이죠. 사실부터 시작해요.</w:t>
-      </w:r>
-    </w:p>
-    <w:p>
-      <w:pPr>
-        <w:pStyle w:val="BodyText"/>
-      </w:pPr>
-      <w:r>
-        <w:t xml:space="preserve">알렉세이: 시작하죠. 올가 페트로브나는 9시에 와요. 키릴도.</w:t>
+        <w:t xml:space="preserve">이리나: 4,900 — 정확히 우리 가격의 절반이에요. 우연한 숫자가 아니에요.</w:t>
+      </w:r>
+    </w:p>
+    <w:p>
+      <w:pPr>
+        <w:pStyle w:val="BodyText"/>
+      </w:pPr>
+      <w:r>
+        <w:t xml:space="preserve">알렉세이: 좋은 아침이에요. 스크린숏은 봤어요. 이제 채널 자체를 보여 줘요.</w:t>
+      </w:r>
+    </w:p>
+    <w:p>
+      <w:pPr>
+        <w:pStyle w:val="BodyText"/>
+      </w:pPr>
+      <w:r>
+        <w:t xml:space="preserve">디마: 여기요, 보세요. 상자 사진인데, 우리 상자예요. 거의 우리 거요.</w:t>
+      </w:r>
+    </w:p>
+    <w:p>
+      <w:pPr>
+        <w:pStyle w:val="BodyText"/>
+      </w:pPr>
+      <w:r>
+        <w:t xml:space="preserve">알렉세이: 왜 「거의」예요? 뭐가 마음에 걸려요?</w:t>
+      </w:r>
+    </w:p>
+    <w:p>
+      <w:pPr>
+        <w:pStyle w:val="BodyText"/>
+      </w:pPr>
+      <w:r>
+        <w:t xml:space="preserve">디마: 모르겠어요. 겉보기엔 맞는데, 왠지 뭔가 이상한 것 같아요.</w:t>
+      </w:r>
+    </w:p>
+    <w:p>
+      <w:pPr>
+        <w:pStyle w:val="BodyText"/>
+      </w:pPr>
+      <w:r>
+        <w:t xml:space="preserve">이리나: 「이상한 것 같다」는 사실이 아니라 느낌이에요. 그러니 사실부터 시작하죠.</w:t>
+      </w:r>
+    </w:p>
+    <w:p>
+      <w:pPr>
+        <w:pStyle w:val="BodyText"/>
+      </w:pPr>
+      <w:r>
+        <w:t xml:space="preserve">알렉세이: 말씀대로 사실부터 시작해요. 올가 페트로브나는 9시에 오시고, 키릴도 9시까지 와요.</w:t>
       </w:r>
     </w:p>
     <w:bookmarkEnd w:id="33"/>
@@ -3665,279 +3703,279 @@
         <w:pStyle w:val="FirstParagraph"/>
       </w:pPr>
       <w:r>
-        <w:t xml:space="preserve">올가: 보여 줘요. 아니, 설명하지 말고. 보여 줘요.</w:t>
-      </w:r>
-    </w:p>
-    <w:p>
-      <w:pPr>
-        <w:pStyle w:val="BodyText"/>
-      </w:pPr>
-      <w:r>
-        <w:t xml:space="preserve">디마: 「Korea Filler Opt」 채널. 매일 게시물. 필러, 보톡스, 실. 전부 한국산.</w:t>
-      </w:r>
-    </w:p>
-    <w:p>
-      <w:pPr>
-        <w:pStyle w:val="BodyText"/>
-      </w:pPr>
-      <w:r>
-        <w:t xml:space="preserve">올가: 실까지요? 등록 없이? 계속 넘겨요.</w:t>
-      </w:r>
-    </w:p>
-    <w:p>
-      <w:pPr>
-        <w:pStyle w:val="BodyText"/>
-      </w:pPr>
-      <w:r>
-        <w:t xml:space="preserve">디마: 여기요. 「10개 사면 교육 무료. 영상 2시간. 수료증 즉시」.</w:t>
-      </w:r>
-    </w:p>
-    <w:p>
-      <w:pPr>
-        <w:pStyle w:val="BodyText"/>
-      </w:pPr>
-      <w:r>
-        <w:t xml:space="preserve">키릴: 영상 2시간에 수료증. 우린 — 6모듈에 시험인데.</w:t>
-      </w:r>
-    </w:p>
-    <w:p>
-      <w:pPr>
-        <w:pStyle w:val="BodyText"/>
-      </w:pPr>
-      <w:r>
-        <w:t xml:space="preserve">알렉세이: 3년 동안 그건 안 된다고 말해 왔어. 그런데 저들은 그걸 선물로 팔아.</w:t>
-      </w:r>
-    </w:p>
-    <w:p>
-      <w:pPr>
-        <w:pStyle w:val="BodyText"/>
-      </w:pPr>
-      <w:r>
-        <w:t xml:space="preserve">올가: 누구한테 팔아요? 댓글에 누가 쓰는지 봐요.</w:t>
-      </w:r>
-    </w:p>
-    <w:p>
-      <w:pPr>
-        <w:pStyle w:val="BodyText"/>
-      </w:pPr>
-      <w:r>
-        <w:t xml:space="preserve">디마: 「직접 놔요, 집에서, 부엌에서」. 「네일 아티스트인데 저도 돼요?」 「돼요, 누구나 돼요」.</w:t>
-      </w:r>
-    </w:p>
-    <w:p>
-      <w:pPr>
-        <w:pStyle w:val="BodyText"/>
-      </w:pPr>
-      <w:r>
-        <w:t xml:space="preserve">올가: 「누구나 돼요」. 이건 판매가 아니에요. 배송되는 전염병이죠.</w:t>
-      </w:r>
-    </w:p>
-    <w:p>
-      <w:pPr>
-        <w:pStyle w:val="BodyText"/>
-      </w:pPr>
-      <w:r>
-        <w:t xml:space="preserve">이리나: 관리자는 누구예요?</w:t>
-      </w:r>
-    </w:p>
-    <w:p>
-      <w:pPr>
-        <w:pStyle w:val="BodyText"/>
-      </w:pPr>
-      <w:r>
-        <w:t xml:space="preserve">디마: 서명은 「크리스티나」. 성 없음. 답이 빨라요, 밤에도.</w:t>
-      </w:r>
-    </w:p>
-    <w:p>
-      <w:pPr>
-        <w:pStyle w:val="BodyText"/>
-      </w:pPr>
-      <w:r>
-        <w:t xml:space="preserve">키릴: 런던에선 이런 걸 회색 시장이라고 불렀어요. 거기선 일주일이면 문 닫게 했죠.</w:t>
-      </w:r>
-    </w:p>
-    <w:p>
-      <w:pPr>
-        <w:pStyle w:val="BodyText"/>
-      </w:pPr>
-      <w:r>
-        <w:t xml:space="preserve">올가: 여긴 일주일이 아니에요. 1년이에요. 운이 좋으면.</w:t>
-      </w:r>
-    </w:p>
-    <w:p>
-      <w:pPr>
-        <w:pStyle w:val="BodyText"/>
-      </w:pPr>
-      <w:r>
-        <w:t xml:space="preserve">이리나: 1년이면 환자 수백 명이에요. 나중에 계산할게요. 지금은 하기 싫어요.</w:t>
-      </w:r>
-    </w:p>
-    <w:p>
-      <w:pPr>
-        <w:pStyle w:val="BodyText"/>
-      </w:pPr>
-      <w:r>
-        <w:t xml:space="preserve">알렉세이: 디마, 링크는 어디서 왔어? 카잔의 그 의사는 누구야?</w:t>
-      </w:r>
-    </w:p>
-    <w:p>
-      <w:pPr>
-        <w:pStyle w:val="BodyText"/>
-      </w:pPr>
-      <w:r>
-        <w:t xml:space="preserve">디마: 굴나라 리나토브나 사피나. 10월에 우리 과정을 들었어요. 6그룹.</w:t>
-      </w:r>
-    </w:p>
-    <w:p>
-      <w:pPr>
-        <w:pStyle w:val="BodyText"/>
-      </w:pPr>
-      <w:r>
-        <w:t xml:space="preserve">이리나: 기억해요. 클리닉이 아니라 본인이 냈어요. 청구서를 본인 이름으로 요청했죠.</w:t>
-      </w:r>
-    </w:p>
-    <w:p>
-      <w:pPr>
-        <w:pStyle w:val="BodyText"/>
-      </w:pPr>
-      <w:r>
-        <w:t xml:space="preserve">디마: 연결돼 있어요. 영상 통화. 해도 돼요?</w:t>
-      </w:r>
-    </w:p>
-    <w:p>
-      <w:pPr>
-        <w:pStyle w:val="BodyText"/>
-      </w:pPr>
-      <w:r>
-        <w:t xml:space="preserve">알렉세이: 해야지. 연결해.</w:t>
-      </w:r>
-    </w:p>
-    <w:p>
-      <w:pPr>
-        <w:pStyle w:val="BodyText"/>
-      </w:pPr>
-      <w:r>
-        <w:t xml:space="preserve">사피나: 좋은 아침이에요, 모스크바. 알렉세이 니콜라예비치, 이렇게 일찍 죄송해요. 여긴 벌써 10시라서요.</w:t>
-      </w:r>
-    </w:p>
-    <w:p>
-      <w:pPr>
-        <w:pStyle w:val="BodyText"/>
-      </w:pPr>
-      <w:r>
-        <w:t xml:space="preserve">알렉세이: 굴나라 리나토브나, 연락 주셔서 감사해요. 채널을 어떻게 찾으셨는지 말씀해 주세요.</w:t>
-      </w:r>
-    </w:p>
-    <w:p>
-      <w:pPr>
-        <w:pStyle w:val="BodyText"/>
-      </w:pPr>
-      <w:r>
-        <w:t xml:space="preserve">사피나: 환자가 부기로 왔어요. 친구가 놔 줬대요, 「선생님이 쓰는 그 한국 젤, 더 싼 거」. 친구가 어디서 샀냐고 물었더니 링크를 보냈어요. 한 상자 주문했어요. 내 손으로 확인하려고요.</w:t>
-      </w:r>
-    </w:p>
-    <w:p>
-      <w:pPr>
-        <w:pStyle w:val="BodyText"/>
-      </w:pPr>
-      <w:r>
-        <w:t xml:space="preserve">올가: 사셨어요? 직접요?</w:t>
-      </w:r>
-    </w:p>
-    <w:p>
-      <w:pPr>
-        <w:pStyle w:val="BodyText"/>
-      </w:pPr>
-      <w:r>
-        <w:t xml:space="preserve">사피나: 하나요. 계좌이체로, 어떤 아르투르라는 사람 카드로요. 그것도 마음에 안 들었어요.</w:t>
-      </w:r>
-    </w:p>
-    <w:p>
-      <w:pPr>
-        <w:pStyle w:val="BodyText"/>
-      </w:pPr>
-      <w:r>
-        <w:t xml:space="preserve">이리나: 개인 카드로. 계약서도 청구서도 없이. 적어 둬요, 드미트리.</w:t>
-      </w:r>
-    </w:p>
-    <w:p>
-      <w:pPr>
-        <w:pStyle w:val="BodyText"/>
-      </w:pPr>
-      <w:r>
-        <w:t xml:space="preserve">사피나: 상자는 어제 왔어요. 안 열었어요, 물론 주사도 안 했고요. 택배로, 비행기로 보냈어요, 3시에 도착해요. 비교할 게 있는 사람들이 열어야 한다고 생각했어요. 저한텐 그럴 방법이 없거든요.</w:t>
-      </w:r>
-    </w:p>
-    <w:p>
-      <w:pPr>
-        <w:pStyle w:val="BodyText"/>
-      </w:pPr>
-      <w:r>
-        <w:t xml:space="preserve">알렉세이: 누가 그렇게 가르쳤어요?</w:t>
-      </w:r>
-    </w:p>
-    <w:p>
-      <w:pPr>
-        <w:pStyle w:val="BodyText"/>
-      </w:pPr>
-      <w:r>
-        <w:t xml:space="preserve">사피나: 여러분 과정에서요. 「먼저 창고가 확인하고, 그다음 의사」. 전 창고가 아니에요.</w:t>
-      </w:r>
-    </w:p>
-    <w:p>
-      <w:pPr>
-        <w:pStyle w:val="BodyText"/>
-      </w:pPr>
-      <w:r>
-        <w:t xml:space="preserve">올가: 드미트리, 과정에서 그 말을 누가 했어요?</w:t>
-      </w:r>
-    </w:p>
-    <w:p>
-      <w:pPr>
-        <w:pStyle w:val="BodyText"/>
-      </w:pPr>
-      <w:r>
-        <w:t xml:space="preserve">디마: 이리나 세르게예브나요. 6모듈 끝에. 등록부에 대해 5분.</w:t>
-      </w:r>
-    </w:p>
-    <w:p>
-      <w:pPr>
-        <w:pStyle w:val="BodyText"/>
-      </w:pPr>
-      <w:r>
-        <w:t xml:space="preserve">올가: 5분. 그런데 기억했어요. 이게 교육이에요.</w:t>
-      </w:r>
-    </w:p>
-    <w:p>
-      <w:pPr>
-        <w:pStyle w:val="BodyText"/>
-      </w:pPr>
-      <w:r>
-        <w:t xml:space="preserve">사피나: 그리고요. 환자는 — 부기가 있어요. 제가 치료하고 있어요. 아직은 심각하지 않아요.</w:t>
-      </w:r>
-    </w:p>
-    <w:p>
-      <w:pPr>
-        <w:pStyle w:val="BodyText"/>
-      </w:pPr>
-      <w:r>
-        <w:t xml:space="preserve">알렉세이: 도움이 필요하면 — 합병증 상담선. 24시간. 젤이 우리 게 아니어도요.</w:t>
-      </w:r>
-    </w:p>
-    <w:p>
-      <w:pPr>
-        <w:pStyle w:val="BodyText"/>
-      </w:pPr>
-      <w:r>
-        <w:t xml:space="preserve">사피나: 감사해요. 번호 알아요. 냉장고에 붙어 있어요.</w:t>
-      </w:r>
-    </w:p>
-    <w:p>
-      <w:pPr>
-        <w:pStyle w:val="BodyText"/>
-      </w:pPr>
-      <w:r>
-        <w:t xml:space="preserve">이리나: 3시. 상자를 기다릴게요.</w:t>
+        <w:t xml:space="preserve">올가: 전부 보여 줘요. 아니, 말로 하지 말고 꼭 보여 줘요. 말로 하면 벌써 누군가의 의견이니까요.</w:t>
+      </w:r>
+    </w:p>
+    <w:p>
+      <w:pPr>
+        <w:pStyle w:val="BodyText"/>
+      </w:pPr>
+      <w:r>
+        <w:t xml:space="preserve">디마: 「Korea Filler Opt」 채널, 매일 게시물이 올라와요: 필러, 보톡스, 실. 다 한국산이래요.</w:t>
+      </w:r>
+    </w:p>
+    <w:p>
+      <w:pPr>
+        <w:pStyle w:val="BodyText"/>
+      </w:pPr>
+      <w:r>
+        <w:t xml:space="preserve">올가: 실까지요? 그것도 미등록으로요? 계속 넘겨 봐요.</w:t>
+      </w:r>
+    </w:p>
+    <w:p>
+      <w:pPr>
+        <w:pStyle w:val="BodyText"/>
+      </w:pPr>
+      <w:r>
+        <w:t xml:space="preserve">디마: 여기요: 「10개 사면 강좌 증정. 영상 2시간. 수료증 즉시 발급」.</w:t>
+      </w:r>
+    </w:p>
+    <w:p>
+      <w:pPr>
+        <w:pStyle w:val="BodyText"/>
+      </w:pPr>
+      <w:r>
+        <w:t xml:space="preserve">키릴: 영상 2시간에 수료증이라니, 우리는 6모듈에 시험인데요.</w:t>
+      </w:r>
+    </w:p>
+    <w:p>
+      <w:pPr>
+        <w:pStyle w:val="BodyText"/>
+      </w:pPr>
+      <w:r>
+        <w:t xml:space="preserve">알렉세이: 우린 3년 동안 그건 안 된다고 말해 왔는데, 저 사람들은 그걸 선물로 팔고 있네요.</w:t>
+      </w:r>
+    </w:p>
+    <w:p>
+      <w:pPr>
+        <w:pStyle w:val="BodyText"/>
+      </w:pPr>
+      <w:r>
+        <w:t xml:space="preserve">올가: 누구한테 팔고 있죠? 댓글에 누가 쓰는지 봐요.</w:t>
+      </w:r>
+    </w:p>
+    <w:p>
+      <w:pPr>
+        <w:pStyle w:val="BodyText"/>
+      </w:pPr>
+      <w:r>
+        <w:t xml:space="preserve">디마: 「집 부엌에서 제가 직접 놔요」. 「네일 아티스트인데 저도 돼요?」 「돼요, 누구나 돼요」.</w:t>
+      </w:r>
+    </w:p>
+    <w:p>
+      <w:pPr>
+        <w:pStyle w:val="BodyText"/>
+      </w:pPr>
+      <w:r>
+        <w:t xml:space="preserve">올가: 「누구나 돼요」. 이건 더 이상 판매가 아니라 배송되는 전염병이에요.</w:t>
+      </w:r>
+    </w:p>
+    <w:p>
+      <w:pPr>
+        <w:pStyle w:val="BodyText"/>
+      </w:pPr>
+      <w:r>
+        <w:t xml:space="preserve">이리나: 이 채널 관리자는 누구예요? 이름이라도 있어요?</w:t>
+      </w:r>
+    </w:p>
+    <w:p>
+      <w:pPr>
+        <w:pStyle w:val="BodyText"/>
+      </w:pPr>
+      <w:r>
+        <w:t xml:space="preserve">디마: 성 없이 그냥 「크리스티나」라고만 돼 있어요. 답은 빨리 해요, 밤에도요.</w:t>
+      </w:r>
+    </w:p>
+    <w:p>
+      <w:pPr>
+        <w:pStyle w:val="BodyText"/>
+      </w:pPr>
+      <w:r>
+        <w:t xml:space="preserve">키릴: 런던에선 이런 걸 회색 시장이라고 불렀고, 그런 채널은 일주일이면 폐쇄됐어요.</w:t>
+      </w:r>
+    </w:p>
+    <w:p>
+      <w:pPr>
+        <w:pStyle w:val="BodyText"/>
+      </w:pPr>
+      <w:r>
+        <w:t xml:space="preserve">올가: 여기선 일주일이 아니라 1년이에요, 그것도 운이 좋으면요.</w:t>
+      </w:r>
+    </w:p>
+    <w:p>
+      <w:pPr>
+        <w:pStyle w:val="BodyText"/>
+      </w:pPr>
+      <w:r>
+        <w:t xml:space="preserve">이리나: 1년이면 환자 수백 명이에요. 나중에 계산할게요, 지금은 생각하고 싶지 않아요.</w:t>
+      </w:r>
+    </w:p>
+    <w:p>
+      <w:pPr>
+        <w:pStyle w:val="BodyText"/>
+      </w:pPr>
+      <w:r>
+        <w:t xml:space="preserve">알렉세이: 디마, 이 링크는 어디서 났어요? 그 카잔 의사는 누구예요?</w:t>
+      </w:r>
+    </w:p>
+    <w:p>
+      <w:pPr>
+        <w:pStyle w:val="BodyText"/>
+      </w:pPr>
+      <w:r>
+        <w:t xml:space="preserve">디마: 굴나라 리나토브나 사피나요. 10월에 우리 과정을 들었어요, 여섯 번째 그룹이요.</w:t>
+      </w:r>
+    </w:p>
+    <w:p>
+      <w:pPr>
+        <w:pStyle w:val="BodyText"/>
+      </w:pPr>
+      <w:r>
+        <w:t xml:space="preserve">이리나: 기억나요. 클리닉이 아니라 본인이 냈고, 청구서를 자기 이름으로 달라고 했어요.</w:t>
+      </w:r>
+    </w:p>
+    <w:p>
+      <w:pPr>
+        <w:pStyle w:val="BodyText"/>
+      </w:pPr>
+      <w:r>
+        <w:t xml:space="preserve">디마: 지금 영상 통화로 연결돼 있어요. 연결해도 될까요?</w:t>
+      </w:r>
+    </w:p>
+    <w:p>
+      <w:pPr>
+        <w:pStyle w:val="BodyText"/>
+      </w:pPr>
+      <w:r>
+        <w:t xml:space="preserve">알렉세이: 되는 정도가 아니라 해야 해요. 지금 바로 연결해요.</w:t>
+      </w:r>
+    </w:p>
+    <w:p>
+      <w:pPr>
+        <w:pStyle w:val="BodyText"/>
+      </w:pPr>
+      <w:r>
+        <w:t xml:space="preserve">사피나: 안녕하세요, 모스크바. 알렉세이 니콜라예비치, 이른 시간에 죄송해요. 여긴 벌써 10시예요.</w:t>
+      </w:r>
+    </w:p>
+    <w:p>
+      <w:pPr>
+        <w:pStyle w:val="BodyText"/>
+      </w:pPr>
+      <w:r>
+        <w:t xml:space="preserve">알렉세이: 굴나라 리나토브나, 연락 주셔서 감사합니다. 그 채널을 어떻게 찾으셨는지 말씀해 주세요.</w:t>
+      </w:r>
+    </w:p>
+    <w:p>
+      <w:pPr>
+        <w:pStyle w:val="BodyText"/>
+      </w:pPr>
+      <w:r>
+        <w:t xml:space="preserve">사피나: 부기가 생긴 환자가 왔어요. 친구가 놔 줬는데, 「선생님 거랑 같은 한국 젤인데 더 싸다」고 했대요. 친구가 어디서 샀냐고 물었더니 링크를 보내 줬어요. 그래서 직접 확인하려고 상자 하나를 주문했어요.</w:t>
+      </w:r>
+    </w:p>
+    <w:p>
+      <w:pPr>
+        <w:pStyle w:val="BodyText"/>
+      </w:pPr>
+      <w:r>
+        <w:t xml:space="preserve">올가: 확인하려고 직접, 자기 돈으로 사셨다고요?</w:t>
+      </w:r>
+    </w:p>
+    <w:p>
+      <w:pPr>
+        <w:pStyle w:val="BodyText"/>
+      </w:pPr>
+      <w:r>
+        <w:t xml:space="preserve">사피나: 하나요, 아르투르라는 사람 카드로 이체했어요. 그것도 아주 마음에 안 들었어요.</w:t>
+      </w:r>
+    </w:p>
+    <w:p>
+      <w:pPr>
+        <w:pStyle w:val="BodyText"/>
+      </w:pPr>
+      <w:r>
+        <w:t xml:space="preserve">이리나: 개인 카드로, 계약서도 청구서도 없이요. 드미트리, 이거 적어 둬요.</w:t>
+      </w:r>
+    </w:p>
+    <w:p>
+      <w:pPr>
+        <w:pStyle w:val="BodyText"/>
+      </w:pPr>
+      <w:r>
+        <w:t xml:space="preserve">사피나: 상자는 어제 왔어요. 열지 않았고, 당연히 주사도 안 했어요. 비행기 퀵으로 보냈으니 3시에 도착할 거예요. 비교할 대상이 있는 사람들이 여는 게 맞다고 생각했어요. 저한텐 그럴 방법이 없거든요.</w:t>
+      </w:r>
+    </w:p>
+    <w:p>
+      <w:pPr>
+        <w:pStyle w:val="BodyText"/>
+      </w:pPr>
+      <w:r>
+        <w:t xml:space="preserve">알렉세이: 누가 그렇게 하라고 가르쳤어요? 정말 옳은 결정이에요.</w:t>
+      </w:r>
+    </w:p>
+    <w:p>
+      <w:pPr>
+        <w:pStyle w:val="BodyText"/>
+      </w:pPr>
+      <w:r>
+        <w:t xml:space="preserve">사피나: 당신들 과정에서요: 「먼저 창고가 확인하고, 그다음 의사가」. 그리고 전 창고가 아니잖아요.</w:t>
+      </w:r>
+    </w:p>
+    <w:p>
+      <w:pPr>
+        <w:pStyle w:val="BodyText"/>
+      </w:pPr>
+      <w:r>
+        <w:t xml:space="preserve">올가: 드미트리, 과정에서 그 말은 누가 했어요?</w:t>
+      </w:r>
+    </w:p>
+    <w:p>
+      <w:pPr>
+        <w:pStyle w:val="BodyText"/>
+      </w:pPr>
+      <w:r>
+        <w:t xml:space="preserve">디마: 이리나 세르게예브나요, 6모듈 끝에 대장에 대해 5분 동안요.</w:t>
+      </w:r>
+    </w:p>
+    <w:p>
+      <w:pPr>
+        <w:pStyle w:val="BodyText"/>
+      </w:pPr>
+      <w:r>
+        <w:t xml:space="preserve">올가: 겨우 5분인데 기억했네요. 이게 진짜 교육이에요.</w:t>
+      </w:r>
+    </w:p>
+    <w:p>
+      <w:pPr>
+        <w:pStyle w:val="BodyText"/>
+      </w:pPr>
+      <w:r>
+        <w:t xml:space="preserve">사피나: 그리고 하나 더요. 부기 생긴 환자는 지금 제가 치료 중이고, 아직은 심각하지 않아요.</w:t>
+      </w:r>
+    </w:p>
+    <w:p>
+      <w:pPr>
+        <w:pStyle w:val="BodyText"/>
+      </w:pPr>
+      <w:r>
+        <w:t xml:space="preserve">알렉세이: 도움이 필요하시면 부작용 상담 라인으로 전화 주세요, 24시간 운영해요. 우리 젤이 아니어도요.</w:t>
+      </w:r>
+    </w:p>
+    <w:p>
+      <w:pPr>
+        <w:pStyle w:val="BodyText"/>
+      </w:pPr>
+      <w:r>
+        <w:t xml:space="preserve">사피나: 감사해요, 그 번호 알아요. 우리 집 냉장고에 붙어 있어요.</w:t>
+      </w:r>
+    </w:p>
+    <w:p>
+      <w:pPr>
+        <w:pStyle w:val="BodyText"/>
+      </w:pPr>
+      <w:r>
+        <w:t xml:space="preserve">이리나: 그럼 3시에 상자를 기다릴게요. 납품 대장도 미리 준비해 둘게요.</w:t>
       </w:r>
     </w:p>
     <w:bookmarkEnd w:id="34"/>
@@ -3955,239 +3993,239 @@
         <w:pStyle w:val="FirstParagraph"/>
       </w:pPr>
       <w:r>
-        <w:t xml:space="preserve">디마: 택배요. 카잔에서 온 상자. 봉인돼 있고, 테이프에 사피나 서명.</w:t>
-      </w:r>
-    </w:p>
-    <w:p>
-      <w:pPr>
-        <w:pStyle w:val="BodyText"/>
-      </w:pPr>
-      <w:r>
-        <w:t xml:space="preserve">올가: 열지 마요. 먼저 사진. 모든 면. 자를 대고.</w:t>
-      </w:r>
-    </w:p>
-    <w:p>
-      <w:pPr>
-        <w:pStyle w:val="BodyText"/>
-      </w:pPr>
-      <w:r>
-        <w:t xml:space="preserve">키릴: 찍었어요. 여섯 면. 자도 있어요.</w:t>
-      </w:r>
-    </w:p>
-    <w:p>
-      <w:pPr>
-        <w:pStyle w:val="BodyText"/>
-      </w:pPr>
-      <w:r>
-        <w:t xml:space="preserve">이리나: 이제 우리 상자. 창고에서. 로트 2207.</w:t>
-      </w:r>
-    </w:p>
-    <w:p>
-      <w:pPr>
-        <w:pStyle w:val="BodyText"/>
-      </w:pPr>
-      <w:r>
-        <w:t xml:space="preserve">올가: 나란히 놔요. 더 가까이. 그렇지. 먼저 눈으로, 그다음 서류로.</w:t>
-      </w:r>
-    </w:p>
-    <w:p>
-      <w:pPr>
-        <w:pStyle w:val="BodyText"/>
-      </w:pPr>
-      <w:r>
-        <w:t xml:space="preserve">알렉세이: 글꼴이 같아. 홀로그램도. 색도 같고.</w:t>
-      </w:r>
-    </w:p>
-    <w:p>
-      <w:pPr>
-        <w:pStyle w:val="BodyText"/>
-      </w:pPr>
-      <w:r>
-        <w:t xml:space="preserve">올가: 스티커. 러시아어 스티커는 어디 있어요? 등록증 번호는요?</w:t>
-      </w:r>
-    </w:p>
-    <w:p>
-      <w:pPr>
-        <w:pStyle w:val="BodyText"/>
-      </w:pPr>
-      <w:r>
-        <w:t xml:space="preserve">디마: 우리 건 — 스티커, РЗН 번호, 러시아어 설명서. 이건 — 아무것도 없어요. 한국어뿐.</w:t>
-      </w:r>
-    </w:p>
-    <w:p>
-      <w:pPr>
-        <w:pStyle w:val="BodyText"/>
-      </w:pPr>
-      <w:r>
-        <w:t xml:space="preserve">올가: 러시아어 스티커가 없으면 이건 이미 우리 상품이 아니에요. 속이 같더라도.</w:t>
-      </w:r>
-    </w:p>
-    <w:p>
-      <w:pPr>
-        <w:pStyle w:val="BodyText"/>
-      </w:pPr>
-      <w:r>
-        <w:t xml:space="preserve">이리나: 로트. 이건 로트가 뭐예요?</w:t>
-      </w:r>
-    </w:p>
-    <w:p>
-      <w:pPr>
-        <w:pStyle w:val="BodyText"/>
-      </w:pPr>
-      <w:r>
-        <w:t xml:space="preserve">키릴: 2311이요.</w:t>
-      </w:r>
-    </w:p>
-    <w:p>
-      <w:pPr>
-        <w:pStyle w:val="BodyText"/>
-      </w:pPr>
-      <w:r>
-        <w:t xml:space="preserve">이리나: 확인할게요. 입고 등록부. 2207 — 있음. 2208 — 있음. 2209 — 있음. 2311 — 없음. 그런 로트는 우리한테 없었어요. 한 번도.</w:t>
-      </w:r>
-    </w:p>
-    <w:p>
-      <w:pPr>
-        <w:pStyle w:val="BodyText"/>
-      </w:pPr>
-      <w:r>
-        <w:t xml:space="preserve">알렉세이: 일련번호. 열까요?</w:t>
-      </w:r>
-    </w:p>
-    <w:p>
-      <w:pPr>
-        <w:pStyle w:val="BodyText"/>
-      </w:pPr>
-      <w:r>
-        <w:t xml:space="preserve">올가: 열어요. 조심해서. 이제 이건 상품이 아니라 증거예요.</w:t>
-      </w:r>
-    </w:p>
-    <w:p>
-      <w:pPr>
-        <w:pStyle w:val="BodyText"/>
-      </w:pPr>
-      <w:r>
-        <w:t xml:space="preserve">디마: 주사기. 하나하나 번호가 있어요. 우리 것처럼.</w:t>
-      </w:r>
-    </w:p>
-    <w:p>
-      <w:pPr>
-        <w:pStyle w:val="BodyText"/>
-      </w:pPr>
-      <w:r>
-        <w:t xml:space="preserve">이리나: 처음 세 개 읽어요. 데이터베이스에서 찾을게요.</w:t>
-      </w:r>
-    </w:p>
-    <w:p>
-      <w:pPr>
-        <w:pStyle w:val="BodyText"/>
-      </w:pPr>
-      <w:r>
-        <w:t xml:space="preserve">디마: 81-00-42. 81-00-43. 44.</w:t>
-      </w:r>
-    </w:p>
-    <w:p>
-      <w:pPr>
-        <w:pStyle w:val="BodyText"/>
-      </w:pPr>
-      <w:r>
-        <w:t xml:space="preserve">이리나: 하나도 없어요. 우리 데이터베이스엔 없어요.</w:t>
-      </w:r>
-    </w:p>
-    <w:p>
-      <w:pPr>
-        <w:pStyle w:val="BodyText"/>
-      </w:pPr>
-      <w:r>
-        <w:t xml:space="preserve">키릴: 그럼 위조품이에요?</w:t>
-      </w:r>
-    </w:p>
-    <w:p>
-      <w:pPr>
-        <w:pStyle w:val="BodyText"/>
-      </w:pPr>
-      <w:r>
-        <w:t xml:space="preserve">올가: 그럼 — 우리 게 아니다. 다른 말이에요, 키릴. 위조품은 결론이에요. 「우리 것 아님」은 사실이고요.</w:t>
-      </w:r>
-    </w:p>
-    <w:p>
-      <w:pPr>
-        <w:pStyle w:val="BodyText"/>
-      </w:pPr>
-      <w:r>
-        <w:t xml:space="preserve">키릴: 무슨 차이예요? 이걸 부엌에서 놓는데.</w:t>
-      </w:r>
-    </w:p>
-    <w:p>
-      <w:pPr>
-        <w:pStyle w:val="BodyText"/>
-      </w:pPr>
-      <w:r>
-        <w:t xml:space="preserve">올가: 법정에서의 차이죠. 「위조품」이라고 하면 이렇게 묻겠죠: 「증명하세요」. 뭘로요? 눈으로?</w:t>
-      </w:r>
-    </w:p>
-    <w:p>
-      <w:pPr>
-        <w:pStyle w:val="BodyText"/>
-      </w:pPr>
-      <w:r>
-        <w:t xml:space="preserve">알렉세이: 글꼴, 홀로그램, 주사기 번호. 위조품치고는 너무 잘 만들었어.</w:t>
-      </w:r>
-    </w:p>
-    <w:p>
-      <w:pPr>
-        <w:pStyle w:val="BodyText"/>
-      </w:pPr>
-      <w:r>
-        <w:t xml:space="preserve">이리나: 그럼 두 가지예요. 진짜 상자를 본 사람들이 만든 아주 잘 만든 위조품. 아니면 우리를 거치지 않고, 남의 문으로 러시아에 들어온 진짜 세진.</w:t>
-      </w:r>
-    </w:p>
-    <w:p>
-      <w:pPr>
-        <w:pStyle w:val="BodyText"/>
-      </w:pPr>
-      <w:r>
-        <w:t xml:space="preserve">알렉세이: 둘 다 나빠요.</w:t>
-      </w:r>
-    </w:p>
-    <w:p>
-      <w:pPr>
-        <w:pStyle w:val="BodyText"/>
-      </w:pPr>
-      <w:r>
-        <w:t xml:space="preserve">이리나: 둘 다 나빠요. 하지만 다르게요. 첫째는 — 경찰 일. 둘째는 — 원주 일.</w:t>
-      </w:r>
-    </w:p>
-    <w:p>
-      <w:pPr>
-        <w:pStyle w:val="BodyText"/>
-      </w:pPr>
-      <w:r>
-        <w:t xml:space="preserve">올가: 그럼 원주부터 시작해요. 경찰보다 빨라요.</w:t>
-      </w:r>
-    </w:p>
-    <w:p>
-      <w:pPr>
-        <w:pStyle w:val="BodyText"/>
-      </w:pPr>
-      <w:r>
-        <w:t xml:space="preserve">디마: 제가 말해도 돼요? 한 번만.</w:t>
-      </w:r>
-    </w:p>
-    <w:p>
-      <w:pPr>
-        <w:pStyle w:val="BodyText"/>
-      </w:pPr>
-      <w:r>
-        <w:t xml:space="preserve">알렉세이: 말해.</w:t>
-      </w:r>
-    </w:p>
-    <w:p>
-      <w:pPr>
-        <w:pStyle w:val="BodyText"/>
-      </w:pPr>
-      <w:r>
-        <w:t xml:space="preserve">디마: 이건 우리 상품이 아니에요. 하지만 우리 의사들이에요. 굴나라 리나토브나는 믿었어요: 「선생님이 쓰는 그 젤」. 그러니까 크리스티나는 젤을 파는 게 아니에요. 우리 이름, 우리 3년, 우리 판지를 파는 거예요.</w:t>
+        <w:t xml:space="preserve">디마: 택배 왔어요. 카잔에서 온 상자예요, 봉인돼 있고 테이프에 사피나 선생님 서명이 있어요.</w:t>
+      </w:r>
+    </w:p>
+    <w:p>
+      <w:pPr>
+        <w:pStyle w:val="BodyText"/>
+      </w:pPr>
+      <w:r>
+        <w:t xml:space="preserve">올가: 아직 열지 마요. 먼저 모든 면을 사진 찍어요, 반드시 자를 대고요.</w:t>
+      </w:r>
+    </w:p>
+    <w:p>
+      <w:pPr>
+        <w:pStyle w:val="BodyText"/>
+      </w:pPr>
+      <w:r>
+        <w:t xml:space="preserve">키릴: 여섯 면 다 찍었어요, 사진마다 자가 있어요.</w:t>
+      </w:r>
+    </w:p>
+    <w:p>
+      <w:pPr>
+        <w:pStyle w:val="BodyText"/>
+      </w:pPr>
+      <w:r>
+        <w:t xml:space="preserve">이리나: 이제 창고에서 우리 상자를 가져와요, 로트 2207이요.</w:t>
+      </w:r>
+    </w:p>
+    <w:p>
+      <w:pPr>
+        <w:pStyle w:val="BodyText"/>
+      </w:pPr>
+      <w:r>
+        <w:t xml:space="preserve">올가: 나란히, 더 가까이 놔요. 그렇죠. 먼저 눈으로, 그다음 서류로 봐요.</w:t>
+      </w:r>
+    </w:p>
+    <w:p>
+      <w:pPr>
+        <w:pStyle w:val="BodyText"/>
+      </w:pPr>
+      <w:r>
+        <w:t xml:space="preserve">알렉세이: 글꼴 똑같고, 홀로그램도 똑같고, 색도 완전히 같아요.</w:t>
+      </w:r>
+    </w:p>
+    <w:p>
+      <w:pPr>
+        <w:pStyle w:val="BodyText"/>
+      </w:pPr>
+      <w:r>
+        <w:t xml:space="preserve">올가: 스티커는요? 러시아어 스티커는 어디 있어요? 등록증 번호는요?</w:t>
+      </w:r>
+    </w:p>
+    <w:p>
+      <w:pPr>
+        <w:pStyle w:val="BodyText"/>
+      </w:pPr>
+      <w:r>
+        <w:t xml:space="preserve">디마: 우리 건 스티커, RZN 번호, 러시아어 사용 설명서가 있어요. 이건 아무것도 없고 한국어만 있어요.</w:t>
+      </w:r>
+    </w:p>
+    <w:p>
+      <w:pPr>
+        <w:pStyle w:val="BodyText"/>
+      </w:pPr>
+      <w:r>
+        <w:t xml:space="preserve">올가: 러시아어 스티커가 없으면 안에 똑같은 게 들어 있어도 이미 우리 제품이 아니에요.</w:t>
+      </w:r>
+    </w:p>
+    <w:p>
+      <w:pPr>
+        <w:pStyle w:val="BodyText"/>
+      </w:pPr>
+      <w:r>
+        <w:t xml:space="preserve">이리나: 로트 번호는 뭐예요? 지금 그게 제일 중요해요.</w:t>
+      </w:r>
+    </w:p>
+    <w:p>
+      <w:pPr>
+        <w:pStyle w:val="BodyText"/>
+      </w:pPr>
+      <w:r>
+        <w:t xml:space="preserve">키릴: 2311이요, 여기 옆면에 적혀 있어요.</w:t>
+      </w:r>
+    </w:p>
+    <w:p>
+      <w:pPr>
+        <w:pStyle w:val="BodyText"/>
+      </w:pPr>
+      <w:r>
+        <w:t xml:space="preserve">이리나: 납품 대장으로 확인할게요. 2207 — 있음. 208 — 있음. 209 — 있음. 2311 — 없음. 그런 로트는 우리한테 한 번도, 어느 납품에도 없었어요.</w:t>
+      </w:r>
+    </w:p>
+    <w:p>
+      <w:pPr>
+        <w:pStyle w:val="BodyText"/>
+      </w:pPr>
+      <w:r>
+        <w:t xml:space="preserve">알렉세이: 일련번호는요? 열어 볼까요?</w:t>
+      </w:r>
+    </w:p>
+    <w:p>
+      <w:pPr>
+        <w:pStyle w:val="BodyText"/>
+      </w:pPr>
+      <w:r>
+        <w:t xml:space="preserve">올가: 열어요, 대신 조심해서요. 이건 이제 상품이 아니라 증거예요.</w:t>
+      </w:r>
+    </w:p>
+    <w:p>
+      <w:pPr>
+        <w:pStyle w:val="BodyText"/>
+      </w:pPr>
+      <w:r>
+        <w:t xml:space="preserve">디마: 안에 주사기가 있고, 하나하나에 우리 것과 똑같이 일련번호가 있어요.</w:t>
+      </w:r>
+    </w:p>
+    <w:p>
+      <w:pPr>
+        <w:pStyle w:val="BodyText"/>
+      </w:pPr>
+      <w:r>
+        <w:t xml:space="preserve">이리나: 처음 세 개를 읽어 줘요, 데이터베이스에서 찾아볼게요.</w:t>
+      </w:r>
+    </w:p>
+    <w:p>
+      <w:pPr>
+        <w:pStyle w:val="BodyText"/>
+      </w:pPr>
+      <w:r>
+        <w:t xml:space="preserve">디마: 81-00-42. 81-00-43. 그리고 44.</w:t>
+      </w:r>
+    </w:p>
+    <w:p>
+      <w:pPr>
+        <w:pStyle w:val="BodyText"/>
+      </w:pPr>
+      <w:r>
+        <w:t xml:space="preserve">이리나: 하나도 없어요. 우리 데이터베이스엔 이 번호들이 없고, 있었던 적도 없어요.</w:t>
+      </w:r>
+    </w:p>
+    <w:p>
+      <w:pPr>
+        <w:pStyle w:val="BodyText"/>
+      </w:pPr>
+      <w:r>
+        <w:t xml:space="preserve">키릴: 그럼 위조품이라는 거죠, 맞죠?</w:t>
+      </w:r>
+    </w:p>
+    <w:p>
+      <w:pPr>
+        <w:pStyle w:val="BodyText"/>
+      </w:pPr>
+      <w:r>
+        <w:t xml:space="preserve">올가: 우리 것이 아니라는 거예요. 다른 말이에요, 키릴. 위조품은 결론이에요. 「우리 것 아님」은 사실이고요.</w:t>
+      </w:r>
+    </w:p>
+    <w:p>
+      <w:pPr>
+        <w:pStyle w:val="BodyText"/>
+      </w:pPr>
+      <w:r>
+        <w:t xml:space="preserve">키릴: 무슨 차이가 있어요? 어차피 부엌에서 주사하는데요.</w:t>
+      </w:r>
+    </w:p>
+    <w:p>
+      <w:pPr>
+        <w:pStyle w:val="BodyText"/>
+      </w:pPr>
+      <w:r>
+        <w:t xml:space="preserve">올가: 법정에서 차이가 나요. 「위조품」이라고 하면 「증명하세요」라는 말을 들어요. 뭘로 증명할 건데요, 눈으로요?</w:t>
+      </w:r>
+    </w:p>
+    <w:p>
+      <w:pPr>
+        <w:pStyle w:val="BodyText"/>
+      </w:pPr>
+      <w:r>
+        <w:t xml:space="preserve">알렉세이: 글꼴, 홀로그램, 주사기 번호까지… 위조품치고는 너무 잘 만들었어요.</w:t>
+      </w:r>
+    </w:p>
+    <w:p>
+      <w:pPr>
+        <w:pStyle w:val="BodyText"/>
+      </w:pPr>
+      <w:r>
+        <w:t xml:space="preserve">이리나: 그럼 두 가지 경우예요. 진짜 상자를 본 사람들이 만든 아주 정교한 위조품이거나. 아니면 우리를 거치지 않고 남의 문으로 러시아에 들어온 진짜 Sejin이거나요.</w:t>
+      </w:r>
+    </w:p>
+    <w:p>
+      <w:pPr>
+        <w:pStyle w:val="BodyText"/>
+      </w:pPr>
+      <w:r>
+        <w:t xml:space="preserve">알렉세이: 그리고 두 경우 다 우리한테 아주 나쁘네요.</w:t>
+      </w:r>
+    </w:p>
+    <w:p>
+      <w:pPr>
+        <w:pStyle w:val="BodyText"/>
+      </w:pPr>
+      <w:r>
+        <w:t xml:space="preserve">이리나: 둘 다 나쁘지만 다르게 나빠요. 첫 번째는 경찰 몫이고, 두 번째는 원주 몫이에요.</w:t>
+      </w:r>
+    </w:p>
+    <w:p>
+      <w:pPr>
+        <w:pStyle w:val="BodyText"/>
+      </w:pPr>
+      <w:r>
+        <w:t xml:space="preserve">올가: 그럼 원주부터 시작해요. 경찰보다 빠르니까요.</w:t>
+      </w:r>
+    </w:p>
+    <w:p>
+      <w:pPr>
+        <w:pStyle w:val="BodyText"/>
+      </w:pPr>
+      <w:r>
+        <w:t xml:space="preserve">디마: 저도 한마디 해도 될까요? 딱 한 번만 하고 바로 조용히 할게요.</w:t>
+      </w:r>
+    </w:p>
+    <w:p>
+      <w:pPr>
+        <w:pStyle w:val="BodyText"/>
+      </w:pPr>
+      <w:r>
+        <w:t xml:space="preserve">알렉세이: 말해요, 디마. 듣고 있어요.</w:t>
+      </w:r>
+    </w:p>
+    <w:p>
+      <w:pPr>
+        <w:pStyle w:val="BodyText"/>
+      </w:pPr>
+      <w:r>
+        <w:t xml:space="preserve">디마: 이건 우리 제품이 아니지만, 우리 의사들이에요. 굴나라 리나토브나는 「선생님 거랑 같은 젤」이라는 말을 믿었어요. 그러니까 크리스티나가 파는 건 젤이 아니에요. 우리 이름, 우리 3년, 우리 판지를 파는 거예요. 아무도 그녀에게 팔지 않은 것들을요.</w:t>
       </w:r>
     </w:p>
     <w:bookmarkEnd w:id="35"/>
@@ -4205,199 +4243,199 @@
         <w:pStyle w:val="FirstParagraph"/>
       </w:pPr>
       <w:r>
-        <w:t xml:space="preserve">키릴: 알렉세이 니콜라예비치, 오늘 당장 게시물을 써요. 「주의, 위조품」. 사진이랑.</w:t>
-      </w:r>
-    </w:p>
-    <w:p>
-      <w:pPr>
-        <w:pStyle w:val="BodyText"/>
-      </w:pPr>
-      <w:r>
-        <w:t xml:space="preserve">올가: 안 돼요. 키릴, 앉아요.</w:t>
-      </w:r>
-    </w:p>
-    <w:p>
-      <w:pPr>
-        <w:pStyle w:val="BodyText"/>
-      </w:pPr>
-      <w:r>
-        <w:t xml:space="preserve">키릴: 왜 안 돼요? 우리 메일링에 의사가 600명이에요. 내일이면 다 알아요.</w:t>
-      </w:r>
-    </w:p>
-    <w:p>
-      <w:pPr>
-        <w:pStyle w:val="BodyText"/>
-      </w:pPr>
-      <w:r>
-        <w:t xml:space="preserve">알렉세이: 자이체프에게 전화하자. 왜 안 되는지 그 사람이 말하게.</w:t>
-      </w:r>
-    </w:p>
-    <w:p>
-      <w:pPr>
-        <w:pStyle w:val="BodyText"/>
-      </w:pPr>
-      <w:r>
-        <w:t xml:space="preserve">자이체프: 듣고 있어요. 짧게: 공개적으로 「위조품」이라는 말은 절대 안 돼요. 감정 전엔 그건 명예훼손이에요. 게시물을 다 쓰기도 전에 크리스티나가 소송을 걸 거예요. 사진밖에 없는 동안 법원은 그쪽 편이고요.</w:t>
-      </w:r>
-    </w:p>
-    <w:p>
-      <w:pPr>
-        <w:pStyle w:val="BodyText"/>
-      </w:pPr>
-      <w:r>
-        <w:t xml:space="preserve">키릴: 소송이요? 수료증 없이 파는 사람이 소송을 건다고요?</w:t>
-      </w:r>
-    </w:p>
-    <w:p>
-      <w:pPr>
-        <w:pStyle w:val="BodyText"/>
-      </w:pPr>
-      <w:r>
-        <w:t xml:space="preserve">자이체프: 네. 바로 그런 사람들이 먼저 걸어요. 잃을 게 없거든요. 여러분은 있고요.</w:t>
-      </w:r>
-    </w:p>
-    <w:p>
-      <w:pPr>
-        <w:pStyle w:val="BodyText"/>
-      </w:pPr>
-      <w:r>
-        <w:t xml:space="preserve">이리나: 아르툠, 그럼 뭘 할 수 있어요?</w:t>
-      </w:r>
-    </w:p>
-    <w:p>
-      <w:pPr>
-        <w:pStyle w:val="BodyText"/>
-      </w:pPr>
-      <w:r>
-        <w:t xml:space="preserve">자이체프: 자기 얘기는 써도 돼요. 「우리 상품은 러시아어 스티커와 등록증 번호가 있는 것뿐입니다. 확인하세요」. 이건 고발이 아니에요. 안내죠. 안내문엔 소송을 안 걸어요 — 읽기만 하죠.</w:t>
-      </w:r>
-    </w:p>
-    <w:p>
-      <w:pPr>
-        <w:pStyle w:val="BodyText"/>
-      </w:pPr>
-      <w:r>
-        <w:t xml:space="preserve">올가: 그게 내가 하려던 말이에요. 아르툠이 더 비싸게 말했을 뿐.</w:t>
-      </w:r>
-    </w:p>
-    <w:p>
-      <w:pPr>
-        <w:pStyle w:val="BodyText"/>
-      </w:pPr>
-      <w:r>
-        <w:t xml:space="preserve">알렉세이: 이제 서울. 거긴 밤 11시. 도윤은 아직 안 자.</w:t>
-      </w:r>
-    </w:p>
-    <w:p>
-      <w:pPr>
-        <w:pStyle w:val="BodyText"/>
-      </w:pPr>
-      <w:r>
-        <w:t xml:space="preserve">도윤: 료샤? 11시에 오는 전화는 나쁜 소식뿐이야. 말해.</w:t>
-      </w:r>
-    </w:p>
-    <w:p>
-      <w:pPr>
-        <w:pStyle w:val="BodyText"/>
-      </w:pPr>
-      <w:r>
-        <w:t xml:space="preserve">알렉세이: 로트 2311. 그런 게 있어?</w:t>
-      </w:r>
-    </w:p>
-    <w:p>
-      <w:pPr>
-        <w:pStyle w:val="BodyText"/>
-      </w:pPr>
-      <w:r>
-        <w:t xml:space="preserve">도윤: 잠깐. 있어. 11월 거. 3주 전에 생산했어.</w:t>
-      </w:r>
-    </w:p>
-    <w:p>
-      <w:pPr>
-        <w:pStyle w:val="BodyText"/>
-      </w:pPr>
-      <w:r>
-        <w:t xml:space="preserve">알렉세이: 어디로 출고했어?</w:t>
-      </w:r>
-    </w:p>
-    <w:p>
-      <w:pPr>
-        <w:pStyle w:val="BodyText"/>
-      </w:pPr>
-      <w:r>
-        <w:t xml:space="preserve">도윤: 유럽. 중동. 러시아는 — 너희에게만, 독점으로. 이 로트 일부는 인천에서 너희 1월 컨테이너를 기다리고 있어. 너희한텐 아직 출고 안 했어.</w:t>
-      </w:r>
-    </w:p>
-    <w:p>
-      <w:pPr>
-        <w:pStyle w:val="BodyText"/>
-      </w:pPr>
-      <w:r>
-        <w:t xml:space="preserve">이리나: 그럼 번호는 진짜예요. 길이 가짜고.</w:t>
-      </w:r>
-    </w:p>
-    <w:p>
-      <w:pPr>
-        <w:pStyle w:val="BodyText"/>
-      </w:pPr>
-      <w:r>
-        <w:t xml:space="preserve">도윤: 아니면 번호는 진짜고 상자가 가짜거나. 사진 보내 줘. 지금. 정 팀장님이 아침에 볼 거야.</w:t>
-      </w:r>
-    </w:p>
-    <w:p>
-      <w:pPr>
-        <w:pStyle w:val="BodyText"/>
-      </w:pPr>
-      <w:r>
-        <w:t xml:space="preserve">알렉세이: 보낼게. 그리고 도윤… 대표님께 오늘 말씀드려. 아침 말고.</w:t>
-      </w:r>
-    </w:p>
-    <w:p>
-      <w:pPr>
-        <w:pStyle w:val="BodyText"/>
-      </w:pPr>
-      <w:r>
-        <w:t xml:space="preserve">도윤: 왜 아침 말고?</w:t>
-      </w:r>
-    </w:p>
-    <w:p>
-      <w:pPr>
-        <w:pStyle w:val="BodyText"/>
-      </w:pPr>
-      <w:r>
-        <w:t xml:space="preserve">알렉세이: 「지연이란 전화하지 않는 것」. 대표님 말씀이야. 텔레그램이 아니라 우리한테서 들으시게 해.</w:t>
-      </w:r>
-    </w:p>
-    <w:p>
-      <w:pPr>
-        <w:pStyle w:val="BodyText"/>
-      </w:pPr>
-      <w:r>
-        <w:t xml:space="preserve">도윤: 말씀드릴게. 지금. 아직 사무실에 계셔. 12월엔 늘 사무실에 계셔.</w:t>
-      </w:r>
-    </w:p>
-    <w:p>
-      <w:pPr>
-        <w:pStyle w:val="BodyText"/>
-      </w:pPr>
-      <w:r>
-        <w:t xml:space="preserve">올가: 알렉세이, 그리고요. 크리스티나의 환자들은 우리 고객이 아니에요. 하지만 밤에 아프면 전화할 데가 없어요. 크리스티나는 밤에 가격은 답해도 부기엔 답 안 하죠.</w:t>
-      </w:r>
-    </w:p>
-    <w:p>
-      <w:pPr>
-        <w:pStyle w:val="BodyText"/>
-      </w:pPr>
-      <w:r>
-        <w:t xml:space="preserve">알렉세이: 그럼 우리한테 전화하게 해요. 합병증 상담선은 — 모두를 위한 거예요. 남의 젤이라도.</w:t>
-      </w:r>
-    </w:p>
-    <w:p>
-      <w:pPr>
-        <w:pStyle w:val="BodyText"/>
-      </w:pPr>
-      <w:r>
-        <w:t xml:space="preserve">이리나: 돈이 들어요. 간호사, 야간 교대. 어제의 700만이 — 벌써 줄었네요.</w:t>
+        <w:t xml:space="preserve">키릴: 알렉세이 니콜라예비치, 오늘 당장 게시물을 올려요: 「주의, 위조품」. 사진도 붙여서요.</w:t>
+      </w:r>
+    </w:p>
+    <w:p>
+      <w:pPr>
+        <w:pStyle w:val="BodyText"/>
+      </w:pPr>
+      <w:r>
+        <w:t xml:space="preserve">올가: 안 돼요, 절대로. 키릴, 앉아서 좀 들어요.</w:t>
+      </w:r>
+    </w:p>
+    <w:p>
+      <w:pPr>
+        <w:pStyle w:val="BodyText"/>
+      </w:pPr>
+      <w:r>
+        <w:t xml:space="preserve">키릴: 왜 안 돼요? 우리 메일링 리스트에 의사가 600명이고, 내일이면 다 알게 될 텐데요.</w:t>
+      </w:r>
+    </w:p>
+    <w:p>
+      <w:pPr>
+        <w:pStyle w:val="BodyText"/>
+      </w:pPr>
+      <w:r>
+        <w:t xml:space="preserve">알렉세이: 자이체프에게 전화해서 왜 안 되는지 설명해 달라고 하죠.</w:t>
+      </w:r>
+    </w:p>
+    <w:p>
+      <w:pPr>
+        <w:pStyle w:val="BodyText"/>
+      </w:pPr>
+      <w:r>
+        <w:t xml:space="preserve">자이체프: 말씀하세요. 짧게 말할게요: 공개적으로 「위조품」이라는 말은 절대 안 돼요. 감정 결과가 없으면 그건 명예훼손이에요. 게시물을 다 쓰기도 전에 크리스티나가 소송을 걸 거예요. 그리고 사진밖에 없는 동안엔 법원이 그쪽 편이에요.</w:t>
+      </w:r>
+    </w:p>
+    <w:p>
+      <w:pPr>
+        <w:pStyle w:val="BodyText"/>
+      </w:pPr>
+      <w:r>
+        <w:t xml:space="preserve">키릴: 소송이요? 수료증도 없이 파는 쪽이 소송을 건다고요?</w:t>
+      </w:r>
+    </w:p>
+    <w:p>
+      <w:pPr>
+        <w:pStyle w:val="BodyText"/>
+      </w:pPr>
+      <w:r>
+        <w:t xml:space="preserve">자이체프: 네, 바로 그런 사람들이 먼저 걸어요. 잃을 게 없으니까요. 하지만 여러분은 잃을 게 있어요.</w:t>
+      </w:r>
+    </w:p>
+    <w:p>
+      <w:pPr>
+        <w:pStyle w:val="BodyText"/>
+      </w:pPr>
+      <w:r>
+        <w:t xml:space="preserve">이리나: 아르툠, 그럼 우린 뭘 할 수 있어요?</w:t>
+      </w:r>
+    </w:p>
+    <w:p>
+      <w:pPr>
+        <w:pStyle w:val="BodyText"/>
+      </w:pPr>
+      <w:r>
+        <w:t xml:space="preserve">자이체프: 자기 얘기를 쓰는 건 돼요. 「우리 제품은 러시아어 스티커와 등록증 번호가 있는 것뿐입니다. 확인하세요」. 이건 고발이 아니에요. 안내예요. 안내문을 상대로는 소송을 안 걸어요 — 읽기만 하죠. 그리고 많이 읽을수록 여러분한테 좋아요.</w:t>
+      </w:r>
+    </w:p>
+    <w:p>
+      <w:pPr>
+        <w:pStyle w:val="BodyText"/>
+      </w:pPr>
+      <w:r>
+        <w:t xml:space="preserve">올가: 내가 하려던 말이 바로 그거예요. 아르툠이 더 비싸게 말했을 뿐이죠.</w:t>
+      </w:r>
+    </w:p>
+    <w:p>
+      <w:pPr>
+        <w:pStyle w:val="BodyText"/>
+      </w:pPr>
+      <w:r>
+        <w:t xml:space="preserve">알렉세이: 이제 서울이요. 거긴 밤 11시지만 도윤은 아직 안 자요.</w:t>
+      </w:r>
+    </w:p>
+    <w:p>
+      <w:pPr>
+        <w:pStyle w:val="BodyText"/>
+      </w:pPr>
+      <w:r>
+        <w:t xml:space="preserve">도윤: 료샤? 밤 11시에 오는 전화는 나쁜 소식뿐이지. 말해.</w:t>
+      </w:r>
+    </w:p>
+    <w:p>
+      <w:pPr>
+        <w:pStyle w:val="BodyText"/>
+      </w:pPr>
+      <w:r>
+        <w:t xml:space="preserve">알렉세이: 말해 줘, 로트 2311 — 그런 게 너희 공장에 실제로 있어?</w:t>
+      </w:r>
+    </w:p>
+    <w:p>
+      <w:pPr>
+        <w:pStyle w:val="BodyText"/>
+      </w:pPr>
+      <w:r>
+        <w:t xml:space="preserve">도윤: 잠깐, 데이터베이스 열게… 응, 있어. 11월 로트야. 3주 전에 생산했어.</w:t>
+      </w:r>
+    </w:p>
+    <w:p>
+      <w:pPr>
+        <w:pStyle w:val="BodyText"/>
+      </w:pPr>
+      <w:r>
+        <w:t xml:space="preserve">알렉세이: 이 3주 동안 그 로트를 누구한테 출하했어?</w:t>
+      </w:r>
+    </w:p>
+    <w:p>
+      <w:pPr>
+        <w:pStyle w:val="BodyText"/>
+      </w:pPr>
+      <w:r>
+        <w:t xml:space="preserve">도윤: 유럽이랑 중동. 러시아엔 독점 계약에 따라 너희한테만. 그 로트 일부는 인천에서 너희 1월 컨테이너를 기다리고 있어. 그런데 아직 너희한텐 출하 안 했으니, 너희 쪽에 있을 수가 없어.</w:t>
+      </w:r>
+    </w:p>
+    <w:p>
+      <w:pPr>
+        <w:pStyle w:val="BodyText"/>
+      </w:pPr>
+      <w:r>
+        <w:t xml:space="preserve">이리나: 그러니까 번호는 진짜인데, 경로가 가짜네요.</w:t>
+      </w:r>
+    </w:p>
+    <w:p>
+      <w:pPr>
+        <w:pStyle w:val="BodyText"/>
+      </w:pPr>
+      <w:r>
+        <w:t xml:space="preserve">도윤: 아니면 번호는 진짜인데 상자가 가짜든지. 지금 바로 사진 보내 줘. 정 여사님이 아침에 보실 거야.</w:t>
+      </w:r>
+    </w:p>
+    <w:p>
+      <w:pPr>
+        <w:pStyle w:val="BodyText"/>
+      </w:pPr>
+      <w:r>
+        <w:t xml:space="preserve">알렉세이: 보낼게. 그리고 도윤… 대표님께 아침 말고 오늘 말씀드려.</w:t>
+      </w:r>
+    </w:p>
+    <w:p>
+      <w:pPr>
+        <w:pStyle w:val="BodyText"/>
+      </w:pPr>
+      <w:r>
+        <w:t xml:space="preserve">도윤: 왜 아침이 아니야? 벌써 피곤하실 텐데.</w:t>
+      </w:r>
+    </w:p>
+    <w:p>
+      <w:pPr>
+        <w:pStyle w:val="BodyText"/>
+      </w:pPr>
+      <w:r>
+        <w:t xml:space="preserve">알렉세이: 「지연이란 전화를 안 하는 것이다」. 대표님 말씀이야. 텔레그램이 아니라 우리한테서 들으셔야 해.</w:t>
+      </w:r>
+    </w:p>
+    <w:p>
+      <w:pPr>
+        <w:pStyle w:val="BodyText"/>
+      </w:pPr>
+      <w:r>
+        <w:t xml:space="preserve">도윤: 지금 바로 말씀드릴게. 아직 사무실에 계셔. 12월엔 늘 사무실에 계시거든.</w:t>
+      </w:r>
+    </w:p>
+    <w:p>
+      <w:pPr>
+        <w:pStyle w:val="BodyText"/>
+      </w:pPr>
+      <w:r>
+        <w:t xml:space="preserve">올가: 알렉세이, 그리고 하나 더요. 크리스티나의 환자들은 우리 고객이 아니에요. 하지만 밤에 아프면 전화할 데가 없어요. 크리스티나는 밤에 가격엔 답하지만 부기엔 답하지 않으니까요. 그게 제일 무서워요.</w:t>
+      </w:r>
+    </w:p>
+    <w:p>
+      <w:pPr>
+        <w:pStyle w:val="BodyText"/>
+      </w:pPr>
+      <w:r>
+        <w:t xml:space="preserve">알렉세이: 그럼 우리한테 전화하라고 해요. 부작용 라인은 모두를 위한 거예요, 남의 젤이라도요. 친구가 텔레그램에서 속았다는 이유만으로 어떤 환자가 밤에 부기를 안고 혼자 앉아 있는 건 원하지 않아요.</w:t>
+      </w:r>
+    </w:p>
+    <w:p>
+      <w:pPr>
+        <w:pStyle w:val="BodyText"/>
+      </w:pPr>
+      <w:r>
+        <w:t xml:space="preserve">이리나: 그건 돈이 들어요: 간호사, 야간 근무. 어제의 700만이 벌써 줄어들고 있어요.</w:t>
       </w:r>
     </w:p>
     <w:bookmarkEnd w:id="36"/>
@@ -4415,119 +4453,119 @@
         <w:pStyle w:val="FirstParagraph"/>
       </w:pPr>
       <w:r>
-        <w:t xml:space="preserve">알렉세이: 이리나, 빨간색은 늘 돌아온다고 했죠. 다음 날일 줄은 몰랐어요.</w:t>
-      </w:r>
-    </w:p>
-    <w:p>
-      <w:pPr>
-        <w:pStyle w:val="BodyText"/>
-      </w:pPr>
-      <w:r>
-        <w:t xml:space="preserve">이리나: 나도요. 보통은 봄까지 기다리거든요.</w:t>
-      </w:r>
-    </w:p>
-    <w:p>
-      <w:pPr>
-        <w:pStyle w:val="BodyText"/>
-      </w:pPr>
-      <w:r>
-        <w:t xml:space="preserve">디마: 하나만 더 보여 드려도 돼요? 오늘 마지막이에요.</w:t>
-      </w:r>
-    </w:p>
-    <w:p>
-      <w:pPr>
-        <w:pStyle w:val="BodyText"/>
-      </w:pPr>
-      <w:r>
-        <w:t xml:space="preserve">알렉세이: 보여 줘.</w:t>
-      </w:r>
-    </w:p>
-    <w:p>
-      <w:pPr>
-        <w:pStyle w:val="BodyText"/>
-      </w:pPr>
-      <w:r>
-        <w:t xml:space="preserve">디마: 새 게시물. 한 시간 전. 「Sejin Fill. 4,500. 새해 전까지. 교육 — 무료」.</w:t>
-      </w:r>
-    </w:p>
-    <w:p>
-      <w:pPr>
-        <w:pStyle w:val="BodyText"/>
-      </w:pPr>
-      <w:r>
-        <w:t xml:space="preserve">이리나: 4,500. 가격을 내리네요. 그럼 물건이 많다는 거예요.</w:t>
-      </w:r>
-    </w:p>
-    <w:p>
-      <w:pPr>
-        <w:pStyle w:val="BodyText"/>
-      </w:pPr>
-      <w:r>
-        <w:t xml:space="preserve">디마: 그리고요. 크리스티나가 직접 댓글에 답했어요. 누가 썼어요: 「이거 합법이에요?」</w:t>
-      </w:r>
-    </w:p>
-    <w:p>
-      <w:pPr>
-        <w:pStyle w:val="BodyText"/>
-      </w:pPr>
-      <w:r>
-        <w:t xml:space="preserve">알렉세이: 뭐라고 답했어?</w:t>
-      </w:r>
-    </w:p>
-    <w:p>
-      <w:pPr>
-        <w:pStyle w:val="BodyText"/>
-      </w:pPr>
-      <w:r>
-        <w:t xml:space="preserve">디마: 「합법이란 — 고객이 만족하는 것」.</w:t>
-      </w:r>
-    </w:p>
-    <w:p>
-      <w:pPr>
-        <w:pStyle w:val="BodyText"/>
-      </w:pPr>
-      <w:r>
-        <w:t xml:space="preserve">이리나: 그건 답이 아니에요. 사업 계획이죠.</w:t>
-      </w:r>
-    </w:p>
-    <w:p>
-      <w:pPr>
-        <w:pStyle w:val="BodyText"/>
-      </w:pPr>
-      <w:r>
-        <w:t xml:space="preserve">디마: 알렉세이 니콜라예비치, 내일 의사들한테 뭐라고 해요? 물어볼 거예요.</w:t>
-      </w:r>
-    </w:p>
-    <w:p>
-      <w:pPr>
-        <w:pStyle w:val="BodyText"/>
-      </w:pPr>
-      <w:r>
-        <w:t xml:space="preserve">알렉세이: 사실대로 말해. 짧게. 오늘 올가 페트로브나처럼.</w:t>
-      </w:r>
-    </w:p>
-    <w:p>
-      <w:pPr>
-        <w:pStyle w:val="BodyText"/>
-      </w:pPr>
-      <w:r>
-        <w:t xml:space="preserve">디마: 어떤 사실이요?</w:t>
-      </w:r>
-    </w:p>
-    <w:p>
-      <w:pPr>
-        <w:pStyle w:val="BodyText"/>
-      </w:pPr>
-      <w:r>
-        <w:t xml:space="preserve">알렉세이: 간단한 거. 「이건 우리 상품이 아닙니다」. 그리고 우리 상담선 번호. 누가 이미 맞았다면 — 전화하라고, 도와줄 거라고. 더 알게 될 때까지 그 외엔 아무 말도 하지 마. 「위조품」이라는 말은 한마디도.</w:t>
-      </w:r>
-    </w:p>
-    <w:p>
-      <w:pPr>
-        <w:pStyle w:val="BodyText"/>
-      </w:pPr>
-      <w:r>
-        <w:t xml:space="preserve">이리나: 알렉세이, 불 끌까요? 아니면 판지 아래 좀 더 앉아 있을래요?</w:t>
+        <w:t xml:space="preserve">알렉세이: 이리나, 빨간색은 늘 돌아온다고 했죠. 그런데 바로 다음 날일 줄은 몰랐어요.</w:t>
+      </w:r>
+    </w:p>
+    <w:p>
+      <w:pPr>
+        <w:pStyle w:val="BodyText"/>
+      </w:pPr>
+      <w:r>
+        <w:t xml:space="preserve">이리나: 저도 몰랐어요. 보통은 적어도 봄까지는 기다리거든요.</w:t>
+      </w:r>
+    </w:p>
+    <w:p>
+      <w:pPr>
+        <w:pStyle w:val="BodyText"/>
+      </w:pPr>
+      <w:r>
+        <w:t xml:space="preserve">디마: 하나만 더 보여 드려도 될까요? 오늘은 이게 마지막이에요.</w:t>
+      </w:r>
+    </w:p>
+    <w:p>
+      <w:pPr>
+        <w:pStyle w:val="BodyText"/>
+      </w:pPr>
+      <w:r>
+        <w:t xml:space="preserve">알렉세이: 보여 줘요. 오늘은 더 나빠질 일도 없을 것 같네요.</w:t>
+      </w:r>
+    </w:p>
+    <w:p>
+      <w:pPr>
+        <w:pStyle w:val="BodyText"/>
+      </w:pPr>
+      <w:r>
+        <w:t xml:space="preserve">디마: 한 시간 전에 올라온 새 게시물이에요: 「Sejin Fill. 4,500. 새해 전까지. 강좌 무료」.</w:t>
+      </w:r>
+    </w:p>
+    <w:p>
+      <w:pPr>
+        <w:pStyle w:val="BodyText"/>
+      </w:pPr>
+      <w:r>
+        <w:t xml:space="preserve">이리나: 4,500, 가격을 내리네요. 그럼 물건이 많다는 뜻이에요.</w:t>
+      </w:r>
+    </w:p>
+    <w:p>
+      <w:pPr>
+        <w:pStyle w:val="BodyText"/>
+      </w:pPr>
+      <w:r>
+        <w:t xml:space="preserve">디마: 그리고 하나 더요. 누가 「이거 합법이에요?」라고 묻자 크리스티나가 직접 댓글을 달았어요.</w:t>
+      </w:r>
+    </w:p>
+    <w:p>
+      <w:pPr>
+        <w:pStyle w:val="BodyText"/>
+      </w:pPr>
+      <w:r>
+        <w:t xml:space="preserve">알렉세이: 그래서 그 사람한테 뭐라고 답했어요?</w:t>
+      </w:r>
+    </w:p>
+    <w:p>
+      <w:pPr>
+        <w:pStyle w:val="BodyText"/>
+      </w:pPr>
+      <w:r>
+        <w:t xml:space="preserve">디마: 「합법이란 고객이 만족하는 것」.</w:t>
+      </w:r>
+    </w:p>
+    <w:p>
+      <w:pPr>
+        <w:pStyle w:val="BodyText"/>
+      </w:pPr>
+      <w:r>
+        <w:t xml:space="preserve">이리나: 그건 질문에 대한 답이 아니라 사업 계획 전체예요, 그것도 꽤 무서운.</w:t>
+      </w:r>
+    </w:p>
+    <w:p>
+      <w:pPr>
+        <w:pStyle w:val="BodyText"/>
+      </w:pPr>
+      <w:r>
+        <w:t xml:space="preserve">디마: 알렉세이 니콜라예비치, 내일 의사들한테 뭐라고 해야 해요? 분명 물어볼 텐데요.</w:t>
+      </w:r>
+    </w:p>
+    <w:p>
+      <w:pPr>
+        <w:pStyle w:val="BodyText"/>
+      </w:pPr>
+      <w:r>
+        <w:t xml:space="preserve">알렉세이: 사실대로 말해요. 오늘 아침 올가 페트로브나처럼, 짧게, 형용사 없이요.</w:t>
+      </w:r>
+    </w:p>
+    <w:p>
+      <w:pPr>
+        <w:pStyle w:val="BodyText"/>
+      </w:pPr>
+      <w:r>
+        <w:t xml:space="preserve">디마: 정확히 어떤 사실이요? 우리도 아직 다 모르잖아요.</w:t>
+      </w:r>
+    </w:p>
+    <w:p>
+      <w:pPr>
+        <w:pStyle w:val="BodyText"/>
+      </w:pPr>
+      <w:r>
+        <w:t xml:space="preserve">알렉세이: 간단한 거요: 「우리 제품이 아닙니다」. 그리고 우리 라인 번호. 이미 맞은 사람이 있으면 전화하라고, 우리가 돕겠다고요. 더 알게 될 때까지 그 이상은 말하지 마요. 그리고 「위조품」이라는 말은 절대 하지 마요.</w:t>
+      </w:r>
+    </w:p>
+    <w:p>
+      <w:pPr>
+        <w:pStyle w:val="BodyText"/>
+      </w:pPr>
+      <w:r>
+        <w:t xml:space="preserve">이리나: 알렉세이, 불 끌까요? 아니면 판지 아래 좀 더 앉아 있을 거예요?</w:t>
       </w:r>
     </w:p>
     <w:bookmarkEnd w:id="37"/>
